--- a/PROJEKTANTRAG.docx
+++ b/PROJEKTANTRAG.docx
@@ -1,6 +1,6 @@
 
 <file path=word/document.xml><?xml version="1.0" encoding="utf-8"?>
-<w:document xmlns:wpc="http://schemas.microsoft.com/office/word/2010/wordprocessingCanvas" xmlns:cx="http://schemas.microsoft.com/office/drawing/2014/chartex" xmlns:cx1="http://schemas.microsoft.com/office/drawing/2015/9/8/chartex" xmlns:cx2="http://schemas.microsoft.com/office/drawing/2015/10/21/chartex" xmlns:cx3="http://schemas.microsoft.com/office/drawing/2016/5/9/chartex" xmlns:cx4="http://schemas.microsoft.com/office/drawing/2016/5/10/chartex" xmlns:cx5="http://schemas.microsoft.com/office/drawing/2016/5/11/chartex" xmlns:cx6="http://schemas.microsoft.com/office/drawing/2016/5/12/chartex" xmlns:cx7="http://schemas.microsoft.com/office/drawing/2016/5/13/chartex" xmlns:cx8="http://schemas.microsoft.com/office/drawing/2016/5/14/chartex" xmlns:mc="http://schemas.openxmlformats.org/markup-compatibility/2006" xmlns:m="http://schemas.openxmlformats.org/officeDocument/2006/math" xmlns:aink="http://schemas.microsoft.com/office/drawing/2016/ink" xmlns:am3d="http://schemas.microsoft.com/office/drawing/2017/model3d" xmlns:oel="http://schemas.microsoft.com/office/2019/extlst" xmlns:r="http://schemas.openxmlformats.org/officeDocument/2006/relationships" xmlns:wp14="http://schemas.microsoft.com/office/word/2010/wordprocessingDrawing" xmlns:wp="http://schemas.openxmlformats.org/drawingml/2006/wordprocessingDrawing" xmlns:wpg="http://schemas.microsoft.com/office/word/2010/wordprocessingGroup" xmlns:wpi="http://schemas.microsoft.com/office/word/2010/wordprocessingInk" xmlns:wps="http://schemas.microsoft.com/office/word/2010/wordprocessingShape" xmlns:o="urn:schemas-microsoft-com:office:office" xmlns:v="urn:schemas-microsoft-com:vml" xmlns:w10="urn:schemas-microsoft-com:office:word" xmlns:w="http://schemas.openxmlformats.org/wordprocessingml/2006/main" xmlns:w14="http://schemas.microsoft.com/office/word/2010/wordml" xmlns:w15="http://schemas.microsoft.com/office/word/2012/wordml" xmlns:w16cex="http://schemas.microsoft.com/office/word/2018/wordml/cex" xmlns:w16cid="http://schemas.microsoft.com/office/word/2016/wordml/cid" xmlns:w16="http://schemas.microsoft.com/office/word/2018/wordml" xmlns:w16sdtdh="http://schemas.microsoft.com/office/word/2020/wordml/sdtdatahash" xmlns:w16sdtfl="http://schemas.microsoft.com/office/word/2024/wordml/sdtformatlock" xmlns:w16se="http://schemas.microsoft.com/office/word/2015/wordml/symex" xmlns:w16du="http://schemas.microsoft.com/office/word/2023/wordml/word16du" xmlns:wne="http://schemas.microsoft.com/office/word/2006/wordml" mc:Ignorable="w14 w15 w16se w16cid w16 w16cex w16sdtdh w16sdtfl w16du wp14">
+<w:document xmlns:wpc="http://schemas.microsoft.com/office/word/2010/wordprocessingCanvas" xmlns:cx="http://schemas.microsoft.com/office/drawing/2014/chartex" xmlns:cx1="http://schemas.microsoft.com/office/drawing/2015/9/8/chartex" xmlns:cx2="http://schemas.microsoft.com/office/drawing/2015/10/21/chartex" xmlns:cx3="http://schemas.microsoft.com/office/drawing/2016/5/9/chartex" xmlns:cx4="http://schemas.microsoft.com/office/drawing/2016/5/10/chartex" xmlns:cx5="http://schemas.microsoft.com/office/drawing/2016/5/11/chartex" xmlns:cx6="http://schemas.microsoft.com/office/drawing/2016/5/12/chartex" xmlns:cx7="http://schemas.microsoft.com/office/drawing/2016/5/13/chartex" xmlns:cx8="http://schemas.microsoft.com/office/drawing/2016/5/14/chartex" xmlns:mc="http://schemas.openxmlformats.org/markup-compatibility/2006" xmlns:aink="http://schemas.microsoft.com/office/drawing/2016/ink" xmlns:am3d="http://schemas.microsoft.com/office/drawing/2017/model3d" xmlns:o="urn:schemas-microsoft-com:office:office" xmlns:oel="http://schemas.microsoft.com/office/2019/extlst" xmlns:r="http://schemas.openxmlformats.org/officeDocument/2006/relationships" xmlns:m="http://schemas.openxmlformats.org/officeDocument/2006/math" xmlns:v="urn:schemas-microsoft-com:vml" xmlns:wp14="http://schemas.microsoft.com/office/word/2010/wordprocessingDrawing" xmlns:wp="http://schemas.openxmlformats.org/drawingml/2006/wordprocessingDrawing" xmlns:w10="urn:schemas-microsoft-com:office:word" xmlns:w="http://schemas.openxmlformats.org/wordprocessingml/2006/main" xmlns:w14="http://schemas.microsoft.com/office/word/2010/wordml" xmlns:w15="http://schemas.microsoft.com/office/word/2012/wordml" xmlns:w16cex="http://schemas.microsoft.com/office/word/2018/wordml/cex" xmlns:w16cid="http://schemas.microsoft.com/office/word/2016/wordml/cid" xmlns:w16="http://schemas.microsoft.com/office/word/2018/wordml" xmlns:w16du="http://schemas.microsoft.com/office/word/2023/wordml/word16du" xmlns:w16sdtdh="http://schemas.microsoft.com/office/word/2020/wordml/sdtdatahash" xmlns:w16sdtfl="http://schemas.microsoft.com/office/word/2024/wordml/sdtformatlock" xmlns:w16se="http://schemas.microsoft.com/office/word/2015/wordml/symex" xmlns:wpg="http://schemas.microsoft.com/office/word/2010/wordprocessingGroup" xmlns:wpi="http://schemas.microsoft.com/office/word/2010/wordprocessingInk" xmlns:wne="http://schemas.microsoft.com/office/word/2006/wordml" xmlns:wps="http://schemas.microsoft.com/office/word/2010/wordprocessingShape" mc:Ignorable="w14 w15 w16se w16cid w16 w16cex w16sdtdh w16sdtfl w16du wp14">
   <w:body>
     <w:p>
       <w:pPr>
@@ -81,11 +81,9 @@
             <w:pPr>
               <w:spacing w:before="60" w:after="60"/>
             </w:pPr>
-            <w:proofErr w:type="spellStart"/>
             <w:r>
               <w:t>Wordery</w:t>
             </w:r>
-            <w:proofErr w:type="spellEnd"/>
           </w:p>
         </w:tc>
       </w:tr>
@@ -364,7 +362,7 @@
           </w:tcPr>
           <w:p>
             <w:pPr>
-              <w:pStyle w:val="Heading6"/>
+              <w:pStyle w:val="berschrift6"/>
             </w:pPr>
             <w:r>
               <w:t>B</w:t>
@@ -397,21 +395,12 @@
                 <w:bCs/>
               </w:rPr>
             </w:pPr>
-            <w:proofErr w:type="spellStart"/>
-            <w:r>
-              <w:rPr>
-                <w:b/>
-                <w:bCs/>
-              </w:rPr>
-              <w:t>ProjektmanagerIn</w:t>
-            </w:r>
-            <w:proofErr w:type="spellEnd"/>
-            <w:r>
-              <w:rPr>
-                <w:b/>
-                <w:bCs/>
-              </w:rPr>
-              <w:t>:</w:t>
+            <w:r>
+              <w:rPr>
+                <w:b/>
+                <w:bCs/>
+              </w:rPr>
+              <w:t>ProjektmanagerIn:</w:t>
             </w:r>
           </w:p>
         </w:tc>
@@ -443,21 +432,12 @@
                 <w:bCs/>
               </w:rPr>
             </w:pPr>
-            <w:proofErr w:type="spellStart"/>
-            <w:r>
-              <w:rPr>
-                <w:b/>
-                <w:bCs/>
-              </w:rPr>
-              <w:t>ProjektauftraggeberIn</w:t>
-            </w:r>
-            <w:proofErr w:type="spellEnd"/>
-            <w:r>
-              <w:rPr>
-                <w:b/>
-                <w:bCs/>
-              </w:rPr>
-              <w:t>:</w:t>
+            <w:r>
+              <w:rPr>
+                <w:b/>
+                <w:bCs/>
+              </w:rPr>
+              <w:t>ProjektauftraggeberIn:</w:t>
             </w:r>
           </w:p>
         </w:tc>
@@ -519,7 +499,6 @@
             <w:pPr>
               <w:spacing w:before="60" w:after="60"/>
             </w:pPr>
-            <w:proofErr w:type="spellStart"/>
             <w:r>
               <w:t>G</w:t>
             </w:r>
@@ -529,7 +508,6 @@
             <w:r>
               <w:t>c</w:t>
             </w:r>
-            <w:proofErr w:type="spellEnd"/>
             <w:r>
               <w:t xml:space="preserve"> Toni</w:t>
             </w:r>
@@ -827,15 +805,13 @@
               <w:spacing w:before="60" w:after="60"/>
             </w:pPr>
             <w:r>
-              <w:t xml:space="preserve">Effektives Lernen erfordert regelmäßiges Wiederholen von Lerninhalten. Bisherige Hilfsmittel (Karteikarten, isolierte Lern-Apps) bieten meist nur einen einzigen </w:t>
-            </w:r>
-            <w:proofErr w:type="spellStart"/>
-            <w:r>
-              <w:t>Fragetyp</w:t>
-            </w:r>
-            <w:proofErr w:type="spellEnd"/>
-            <w:r>
-              <w:t xml:space="preserve"> und kein spielerisches Üben. Im Rahmen des SEW/ITP-Projekts der Abteilung HIT soll daher ein flexibles, erweiterbares Lernprogramm entstehen, das Text- und Bildfragen unterstützt und neben einem klassischen Quiz-Modus auch einen Spielmodus bietet.</w:t>
+              <w:t xml:space="preserve">Effektives Lernen erfordert regelmäßiges Wiederholen von Lerninhalten. Bisherige Hilfsmittel (isolierte Lern-Apps) bieten meist nur einen einzigen Fragetyp und kein spielerisches Üben. Im Rahmen des Projekts soll daher ein flexibles, erweiterbares Lernprogramm entstehen, das Text- und Bildfragen unterstützt und </w:t>
+            </w:r>
+            <w:r>
+              <w:t>anstatt</w:t>
+            </w:r>
+            <w:r>
+              <w:t xml:space="preserve"> einem klassischen Quiz-Modus auch einen Spielmodus bietet.</w:t>
             </w:r>
           </w:p>
         </w:tc>
@@ -1051,7 +1027,21 @@
                 <w:rFonts w:ascii="Calibri" w:hAnsi="Calibri" w:cs="Calibri"/>
                 <w:lang w:val="de-AT"/>
               </w:rPr>
-              <w:t>Klassendiagramm (MVC) und Ablaufdiagramme für Verwaltung, Quiz- und Spielmodus sind erstellt und von der Lehrperson freigegeben.</w:t>
+              <w:t>Klassendiagramm (MVC) und Ablaufdiagramme für Verwaltung, Quiz- und Spielmodus sind erstell</w:t>
+            </w:r>
+            <w:r>
+              <w:rPr>
+                <w:rFonts w:ascii="Calibri" w:hAnsi="Calibri" w:cs="Calibri"/>
+                <w:lang w:val="de-AT"/>
+              </w:rPr>
+              <w:t>t</w:t>
+            </w:r>
+            <w:r>
+              <w:rPr>
+                <w:rFonts w:ascii="Calibri" w:hAnsi="Calibri" w:cs="Calibri"/>
+                <w:lang w:val="de-AT"/>
+              </w:rPr>
+              <w:t>.</w:t>
             </w:r>
           </w:p>
         </w:tc>
@@ -1081,7 +1071,7 @@
                 <w:b/>
                 <w:bCs/>
               </w:rPr>
-              <w:t>Verwaltungsdialog implementiert</w:t>
+              <w:t>Quiz-Modus implementiert</w:t>
             </w:r>
           </w:p>
         </w:tc>
@@ -1105,7 +1095,7 @@
                 <w:rFonts w:ascii="Calibri" w:hAnsi="Calibri" w:cs="Calibri"/>
                 <w:lang w:val="de-AT"/>
               </w:rPr>
-              <w:t>Laden / Speichern von Fragenpools als Textdatei sowie Hinzufügen, Bearbeiten und Löschen einzelner Fragen sind funktionsfähig.</w:t>
+              <w:t>Anzeige von Text- und Bildfragen, Antwortvergleich, Punktevergabe und Abschlussstatistik sind funktionsfähig.</w:t>
             </w:r>
           </w:p>
         </w:tc>
@@ -1135,7 +1125,7 @@
                 <w:b/>
                 <w:bCs/>
               </w:rPr>
-              <w:t>Quiz-Modus implementiert</w:t>
+              <w:t>Spielmodus implementiert</w:t>
             </w:r>
           </w:p>
         </w:tc>
@@ -1148,18 +1138,66 @@
           </w:tcPr>
           <w:p>
             <w:pPr>
+              <w:pStyle w:val="Listenabsatz"/>
               <w:numPr>
                 <w:ilvl w:val="0"/>
-                <w:numId w:val="5"/>
+                <w:numId w:val="2"/>
               </w:numPr>
               <w:spacing w:before="60" w:after="60" w:line="240" w:lineRule="auto"/>
             </w:pPr>
             <w:r>
               <w:rPr>
-                <w:rFonts w:ascii="Calibri" w:hAnsi="Calibri" w:cs="Calibri"/>
+                <w:b/>
+              </w:rPr>
+              <w:t>Spielmodus</w:t>
+            </w:r>
+            <w:r>
+              <w:rPr>
+                <w:b/>
+              </w:rPr>
+              <w:t xml:space="preserve"> 1</w:t>
+            </w:r>
+            <w:r>
+              <w:rPr>
+                <w:b/>
+              </w:rPr>
+              <w:t>:</w:t>
+            </w:r>
+            <w:r>
+              <w:t xml:space="preserve">  </w:t>
+            </w:r>
+            <w:r>
+              <w:t xml:space="preserve">In diesem Spielmodus besteht die Aufgabe des Spielers darin, anhand eines Bildes </w:t>
+            </w:r>
+            <w:r>
+              <w:t>den Inhalt</w:t>
+            </w:r>
+            <w:r>
+              <w:t xml:space="preserve"> </w:t>
+            </w:r>
+            <w:r>
+              <w:rPr>
                 <w:lang w:val="de-AT"/>
               </w:rPr>
-              <w:t>Anzeige von Text- und Bildfragen, Antwortvergleich, Punktevergabe und Abschlussstatistik sind funktionsfähig.</w:t>
+              <w:t>zu</w:t>
+            </w:r>
+            <w:r>
+              <w:t xml:space="preserve"> benennen</w:t>
+            </w:r>
+            <w:r>
+              <w:t>. Beispielsweise sieht der Spieler ein Foto eines Tieres auf dem Bildschir</w:t>
+            </w:r>
+            <w:r>
+              <w:t>m wie zum Beispiel</w:t>
+            </w:r>
+            <w:r>
+              <w:t xml:space="preserve"> eine Katze. Seine Aufgabe ist es</w:t>
+            </w:r>
+            <w:r>
+              <w:t xml:space="preserve"> unter dem Bild im Textfeld </w:t>
+            </w:r>
+            <w:r>
+              <w:t>Katze auf Englisch zu schreiben.</w:t>
             </w:r>
           </w:p>
         </w:tc>
@@ -1171,9 +1209,6 @@
         <w:tc>
           <w:tcPr>
             <w:tcW w:w="2263" w:type="dxa"/>
-            <w:tcBorders>
-              <w:right w:val="nil"/>
-            </w:tcBorders>
           </w:tcPr>
           <w:p>
             <w:pPr>
@@ -1187,105 +1222,18 @@
               <w:rPr>
                 <w:rFonts w:ascii="Calibri" w:hAnsi="Calibri" w:cs="Calibri"/>
                 <w:b/>
-                <w:bCs/>
-              </w:rPr>
-              <w:t>Spielmodus implementiert</w:t>
+              </w:rPr>
+              <w:t>Nicht-Ziele:</w:t>
             </w:r>
           </w:p>
         </w:tc>
         <w:tc>
           <w:tcPr>
             <w:tcW w:w="7515" w:type="dxa"/>
-            <w:tcBorders>
-              <w:left w:val="nil"/>
-            </w:tcBorders>
-          </w:tcPr>
-          <w:p>
-            <w:pPr>
-              <w:pStyle w:val="ListParagraph"/>
-              <w:numPr>
-                <w:ilvl w:val="0"/>
-                <w:numId w:val="2"/>
-              </w:numPr>
-              <w:spacing w:before="60" w:after="60" w:line="240" w:lineRule="auto"/>
-            </w:pPr>
-            <w:r>
-              <w:rPr>
-                <w:b/>
-              </w:rPr>
-              <w:t>Spielmodus</w:t>
-            </w:r>
-            <w:r>
-              <w:rPr>
-                <w:b/>
-              </w:rPr>
-              <w:t xml:space="preserve"> 1</w:t>
-            </w:r>
-            <w:r>
-              <w:rPr>
-                <w:b/>
-              </w:rPr>
-              <w:t>:</w:t>
-            </w:r>
-            <w:r>
-              <w:t xml:space="preserve">  </w:t>
-            </w:r>
-            <w:r>
-              <w:t xml:space="preserve">In diesem Spielmodus besteht die Aufgabe des Spielers darin, anhand eines Bildes </w:t>
-            </w:r>
-            <w:r>
-              <w:t>den Inhalt du benennen</w:t>
-            </w:r>
-            <w:r>
-              <w:t>. Beispielsweise sieht der Spieler ein Foto eines Tieres auf dem Bildschir</w:t>
-            </w:r>
-            <w:r>
-              <w:t>m wie zum Beispiel</w:t>
-            </w:r>
-            <w:r>
-              <w:t xml:space="preserve"> eine Katze. Seine Aufgabe ist es</w:t>
-            </w:r>
-            <w:r>
-              <w:t xml:space="preserve"> unter dem Bild im Textfeld </w:t>
-            </w:r>
-            <w:r>
-              <w:t>Katze auf Englisch zu schreiben.</w:t>
-            </w:r>
-          </w:p>
-        </w:tc>
-      </w:tr>
-      <w:tr>
-        <w:trPr>
-          <w:cantSplit/>
-        </w:trPr>
-        <w:tc>
-          <w:tcPr>
-            <w:tcW w:w="2263" w:type="dxa"/>
-          </w:tcPr>
-          <w:p>
-            <w:pPr>
-              <w:spacing w:before="60" w:after="60"/>
-              <w:rPr>
-                <w:b/>
-                <w:bCs/>
-              </w:rPr>
-            </w:pPr>
-            <w:r>
-              <w:rPr>
-                <w:rFonts w:ascii="Calibri" w:hAnsi="Calibri" w:cs="Calibri"/>
-                <w:b/>
-              </w:rPr>
-              <w:t>Nicht-Ziele:</w:t>
-            </w:r>
-          </w:p>
-        </w:tc>
-        <w:tc>
-          <w:tcPr>
-            <w:tcW w:w="7515" w:type="dxa"/>
-          </w:tcPr>
-          <w:p>
-            <w:pPr>
-              <w:pStyle w:val="ListParagraph"/>
+          </w:tcPr>
+          <w:p>
+            <w:pPr>
+              <w:pStyle w:val="Listenabsatz"/>
               <w:numPr>
                 <w:ilvl w:val="0"/>
                 <w:numId w:val="16"/>
@@ -1307,7 +1255,7 @@
           </w:p>
           <w:p>
             <w:pPr>
-              <w:pStyle w:val="ListParagraph"/>
+              <w:pStyle w:val="Listenabsatz"/>
               <w:numPr>
                 <w:ilvl w:val="0"/>
                 <w:numId w:val="16"/>
@@ -1329,7 +1277,7 @@
           </w:p>
           <w:p>
             <w:pPr>
-              <w:pStyle w:val="ListParagraph"/>
+              <w:pStyle w:val="Listenabsatz"/>
               <w:numPr>
                 <w:ilvl w:val="0"/>
                 <w:numId w:val="16"/>
@@ -1367,7 +1315,6 @@
                 <w:b/>
                 <w:bCs/>
               </w:rPr>
-              <w:lastRenderedPageBreak/>
               <w:t>Wirkung / Nutzen:</w:t>
             </w:r>
           </w:p>
@@ -1385,23 +1332,7 @@
                 <w:rFonts w:ascii="Calibri" w:hAnsi="Calibri" w:cs="Calibri"/>
                 <w:lang w:val="de-AT"/>
               </w:rPr>
-              <w:t xml:space="preserve">Effizienteres und </w:t>
-            </w:r>
-            <w:proofErr w:type="spellStart"/>
-            <w:r>
-              <w:rPr>
-                <w:rFonts w:ascii="Calibri" w:hAnsi="Calibri" w:cs="Calibri"/>
-                <w:lang w:val="de-AT"/>
-              </w:rPr>
-              <w:t>motivierenderes</w:t>
-            </w:r>
-            <w:proofErr w:type="spellEnd"/>
-            <w:r>
-              <w:rPr>
-                <w:rFonts w:ascii="Calibri" w:hAnsi="Calibri" w:cs="Calibri"/>
-                <w:lang w:val="de-AT"/>
-              </w:rPr>
-              <w:t xml:space="preserve"> Lernen durch regelmäßige Wiederholung. Das Programm ist fachunabhängig einsetzbar (Vokabeln, SEW-Fachbegriffe, Rechtschreibung) und lässt sich leicht um weitere Fragetypen und Spielmodi erweitern.</w:t>
+              <w:t>Effizienteres und motivierenderes Lernen durch regelmäßige Wiederholung. Das Programm ist fachunabhängig einsetzbar (Vokabeln, SEW-Fachbegriffe, Rechtschreibung) und lässt sich leicht um weitere Fragetypen und Spielmodi erweitern.</w:t>
             </w:r>
           </w:p>
         </w:tc>
@@ -1427,6 +1358,7 @@
                 <w:b/>
                 <w:bCs/>
               </w:rPr>
+              <w:lastRenderedPageBreak/>
               <w:t>Projektphasen / Hauptaufgaben:</w:t>
             </w:r>
           </w:p>
@@ -1476,23 +1408,21 @@
                 <w:rFonts w:ascii="Calibri" w:hAnsi="Calibri" w:cs="Calibri"/>
                 <w:lang w:val="de-AT"/>
               </w:rPr>
-              <w:t xml:space="preserve">3. Design &amp; </w:t>
-            </w:r>
-            <w:proofErr w:type="spellStart"/>
-            <w:r>
+              <w:t>3. Design &amp; Prototyping (GUI der 3 Dialogfenster)</w:t>
+            </w:r>
+          </w:p>
+          <w:p>
+            <w:pPr>
+              <w:spacing w:after="40" w:line="240" w:lineRule="auto"/>
               <w:rPr>
                 <w:rFonts w:ascii="Calibri" w:hAnsi="Calibri" w:cs="Calibri"/>
-                <w:lang w:val="de-AT"/>
-              </w:rPr>
-              <w:t>Prototyping</w:t>
-            </w:r>
-            <w:proofErr w:type="spellEnd"/>
+              </w:rPr>
+            </w:pPr>
             <w:r>
               <w:rPr>
                 <w:rFonts w:ascii="Calibri" w:hAnsi="Calibri" w:cs="Calibri"/>
-                <w:lang w:val="de-AT"/>
-              </w:rPr>
-              <w:t xml:space="preserve"> (GUI der 3 Dialogfenster)</w:t>
+              </w:rPr>
+              <w:t>4. Implementierung (Verwaltung, Quiz, Spiel)</w:t>
             </w:r>
           </w:p>
           <w:p>
@@ -1506,50 +1436,14 @@
               <w:rPr>
                 <w:rFonts w:ascii="Calibri" w:hAnsi="Calibri" w:cs="Calibri"/>
               </w:rPr>
-              <w:t>4. Implementierung (Verwaltung, Quiz, Spiel)</w:t>
-            </w:r>
-          </w:p>
-          <w:p>
-            <w:pPr>
-              <w:spacing w:after="40" w:line="240" w:lineRule="auto"/>
+              <w:t>5. Test</w:t>
+            </w:r>
+            <w:r>
               <w:rPr>
                 <w:rFonts w:ascii="Calibri" w:hAnsi="Calibri" w:cs="Calibri"/>
               </w:rPr>
-            </w:pPr>
-            <w:r>
-              <w:rPr>
-                <w:rFonts w:ascii="Calibri" w:hAnsi="Calibri" w:cs="Calibri"/>
-              </w:rPr>
-              <w:t>5. Test</w:t>
-            </w:r>
-            <w:r>
-              <w:rPr>
-                <w:rFonts w:ascii="Calibri" w:hAnsi="Calibri" w:cs="Calibri"/>
-              </w:rPr>
-              <w:t xml:space="preserve">, </w:t>
-            </w:r>
-            <w:proofErr w:type="spellStart"/>
-            <w:r>
-              <w:rPr>
-                <w:rFonts w:ascii="Calibri" w:hAnsi="Calibri" w:cs="Calibri"/>
-              </w:rPr>
-              <w:t>optimierung</w:t>
-            </w:r>
-            <w:proofErr w:type="spellEnd"/>
-            <w:r>
-              <w:rPr>
-                <w:rFonts w:ascii="Calibri" w:hAnsi="Calibri" w:cs="Calibri"/>
-              </w:rPr>
-              <w:t xml:space="preserve"> &amp; </w:t>
-            </w:r>
-            <w:proofErr w:type="spellStart"/>
-            <w:r>
-              <w:rPr>
-                <w:rFonts w:ascii="Calibri" w:hAnsi="Calibri" w:cs="Calibri"/>
-              </w:rPr>
-              <w:t>bugfixes</w:t>
-            </w:r>
-            <w:proofErr w:type="spellEnd"/>
+              <w:t>, optimierung &amp; bugfixes</w:t>
+            </w:r>
           </w:p>
           <w:p>
             <w:pPr>
@@ -1602,7 +1496,7 @@
           </w:tcPr>
           <w:p>
             <w:pPr>
-              <w:pStyle w:val="ListParagraph"/>
+              <w:pStyle w:val="Listenabsatz"/>
               <w:numPr>
                 <w:ilvl w:val="0"/>
                 <w:numId w:val="5"/>
@@ -1830,23 +1724,7 @@
                 <w:b/>
                 <w:bCs/>
               </w:rPr>
-              <w:t xml:space="preserve">Summe </w:t>
-            </w:r>
-            <w:proofErr w:type="spellStart"/>
-            <w:r>
-              <w:rPr>
-                <w:b/>
-                <w:bCs/>
-              </w:rPr>
-              <w:t>Pers.kosten</w:t>
-            </w:r>
-            <w:proofErr w:type="spellEnd"/>
-            <w:r>
-              <w:rPr>
-                <w:b/>
-                <w:bCs/>
-              </w:rPr>
-              <w:t>:</w:t>
+              <w:t>Summe Pers.kosten:</w:t>
             </w:r>
           </w:p>
         </w:tc>
@@ -1893,21 +1771,12 @@
                 <w:bCs/>
               </w:rPr>
             </w:pPr>
-            <w:proofErr w:type="spellStart"/>
-            <w:r>
-              <w:rPr>
-                <w:b/>
-                <w:bCs/>
-              </w:rPr>
-              <w:t>Ausgabewirks</w:t>
-            </w:r>
-            <w:proofErr w:type="spellEnd"/>
-            <w:r>
-              <w:rPr>
-                <w:b/>
-                <w:bCs/>
-              </w:rPr>
-              <w:t>. Kosten:</w:t>
+            <w:r>
+              <w:rPr>
+                <w:b/>
+                <w:bCs/>
+              </w:rPr>
+              <w:t>Ausgabewirks. Kosten:</w:t>
             </w:r>
           </w:p>
         </w:tc>
@@ -2029,7 +1898,6 @@
             <w:r>
               <w:t xml:space="preserve">Arbeitsplätze, </w:t>
             </w:r>
-            <w:proofErr w:type="spellStart"/>
             <w:r>
               <w:t>I</w:t>
             </w:r>
@@ -2039,23 +1907,32 @@
             <w:r>
               <w:t>E‘s</w:t>
             </w:r>
-            <w:proofErr w:type="spellEnd"/>
             <w:r>
               <w:t>, Präsentationsräume</w:t>
             </w:r>
             <w:r>
               <w:t xml:space="preserve">, </w:t>
             </w:r>
-            <w:proofErr w:type="gramStart"/>
-            <w:r>
-              <w:t xml:space="preserve">UML </w:t>
+            <w:r>
+              <w:t>UML</w:t>
+            </w:r>
+            <w:r>
+              <w:rPr>
+                <w:lang w:val="de-AT"/>
+              </w:rPr>
+              <w:t>-Gestaltung</w:t>
+            </w:r>
+            <w:r>
+              <w:rPr>
+                <w:lang w:val="de-AT"/>
+              </w:rPr>
+              <w:t>s</w:t>
+            </w:r>
+            <w:r>
+              <w:t xml:space="preserve"> </w:t>
             </w:r>
             <w:r>
               <w:t>Programm</w:t>
-            </w:r>
-            <w:proofErr w:type="gramEnd"/>
-            <w:r>
-              <w:t xml:space="preserve">, </w:t>
             </w:r>
           </w:p>
         </w:tc>
@@ -3262,6 +3139,8 @@
       </w:tr>
     </w:tbl>
     <w:p/>
+    <w:p/>
+    <w:p/>
     <w:tbl>
       <w:tblPr>
         <w:tblW w:w="0" w:type="auto"/>
@@ -3490,7 +3369,11 @@
         </w:tc>
       </w:tr>
     </w:tbl>
-    <w:p/>
+    <w:p>
+      <w:r>
+        <w:t>s</w:t>
+      </w:r>
+    </w:p>
     <w:sectPr>
       <w:headerReference w:type="even" r:id="rId11"/>
       <w:headerReference w:type="default" r:id="rId12"/>
@@ -3508,7 +3391,7 @@
 </file>
 
 <file path=word/endnotes.xml><?xml version="1.0" encoding="utf-8"?>
-<w:endnotes xmlns:wpc="http://schemas.microsoft.com/office/word/2010/wordprocessingCanvas" xmlns:cx="http://schemas.microsoft.com/office/drawing/2014/chartex" xmlns:cx1="http://schemas.microsoft.com/office/drawing/2015/9/8/chartex" xmlns:cx2="http://schemas.microsoft.com/office/drawing/2015/10/21/chartex" xmlns:cx3="http://schemas.microsoft.com/office/drawing/2016/5/9/chartex" xmlns:cx4="http://schemas.microsoft.com/office/drawing/2016/5/10/chartex" xmlns:cx5="http://schemas.microsoft.com/office/drawing/2016/5/11/chartex" xmlns:cx6="http://schemas.microsoft.com/office/drawing/2016/5/12/chartex" xmlns:cx7="http://schemas.microsoft.com/office/drawing/2016/5/13/chartex" xmlns:cx8="http://schemas.microsoft.com/office/drawing/2016/5/14/chartex" xmlns:mc="http://schemas.openxmlformats.org/markup-compatibility/2006" xmlns:m="http://schemas.openxmlformats.org/officeDocument/2006/math" xmlns:aink="http://schemas.microsoft.com/office/drawing/2016/ink" xmlns:am3d="http://schemas.microsoft.com/office/drawing/2017/model3d" xmlns:oel="http://schemas.microsoft.com/office/2019/extlst" xmlns:r="http://schemas.openxmlformats.org/officeDocument/2006/relationships" xmlns:wp14="http://schemas.microsoft.com/office/word/2010/wordprocessingDrawing" xmlns:wp="http://schemas.openxmlformats.org/drawingml/2006/wordprocessingDrawing" xmlns:wpg="http://schemas.microsoft.com/office/word/2010/wordprocessingGroup" xmlns:wpi="http://schemas.microsoft.com/office/word/2010/wordprocessingInk" xmlns:wps="http://schemas.microsoft.com/office/word/2010/wordprocessingShape" xmlns:o="urn:schemas-microsoft-com:office:office" xmlns:v="urn:schemas-microsoft-com:vml" xmlns:w10="urn:schemas-microsoft-com:office:word" xmlns:w="http://schemas.openxmlformats.org/wordprocessingml/2006/main" xmlns:w14="http://schemas.microsoft.com/office/word/2010/wordml" xmlns:w15="http://schemas.microsoft.com/office/word/2012/wordml" xmlns:w16cex="http://schemas.microsoft.com/office/word/2018/wordml/cex" xmlns:w16cid="http://schemas.microsoft.com/office/word/2016/wordml/cid" xmlns:w16="http://schemas.microsoft.com/office/word/2018/wordml" xmlns:w16sdtdh="http://schemas.microsoft.com/office/word/2020/wordml/sdtdatahash" xmlns:w16sdtfl="http://schemas.microsoft.com/office/word/2024/wordml/sdtformatlock" xmlns:w16se="http://schemas.microsoft.com/office/word/2015/wordml/symex" xmlns:w16du="http://schemas.microsoft.com/office/word/2023/wordml/word16du" xmlns:wne="http://schemas.microsoft.com/office/word/2006/wordml" mc:Ignorable="w14 w15 w16se w16cid w16 w16cex w16sdtdh w16sdtfl w16du wp14">
+<w:endnotes xmlns:wpc="http://schemas.microsoft.com/office/word/2010/wordprocessingCanvas" xmlns:cx="http://schemas.microsoft.com/office/drawing/2014/chartex" xmlns:cx1="http://schemas.microsoft.com/office/drawing/2015/9/8/chartex" xmlns:cx2="http://schemas.microsoft.com/office/drawing/2015/10/21/chartex" xmlns:cx3="http://schemas.microsoft.com/office/drawing/2016/5/9/chartex" xmlns:cx4="http://schemas.microsoft.com/office/drawing/2016/5/10/chartex" xmlns:cx5="http://schemas.microsoft.com/office/drawing/2016/5/11/chartex" xmlns:cx6="http://schemas.microsoft.com/office/drawing/2016/5/12/chartex" xmlns:cx7="http://schemas.microsoft.com/office/drawing/2016/5/13/chartex" xmlns:cx8="http://schemas.microsoft.com/office/drawing/2016/5/14/chartex" xmlns:mc="http://schemas.openxmlformats.org/markup-compatibility/2006" xmlns:aink="http://schemas.microsoft.com/office/drawing/2016/ink" xmlns:am3d="http://schemas.microsoft.com/office/drawing/2017/model3d" xmlns:o="urn:schemas-microsoft-com:office:office" xmlns:oel="http://schemas.microsoft.com/office/2019/extlst" xmlns:r="http://schemas.openxmlformats.org/officeDocument/2006/relationships" xmlns:m="http://schemas.openxmlformats.org/officeDocument/2006/math" xmlns:v="urn:schemas-microsoft-com:vml" xmlns:wp14="http://schemas.microsoft.com/office/word/2010/wordprocessingDrawing" xmlns:wp="http://schemas.openxmlformats.org/drawingml/2006/wordprocessingDrawing" xmlns:w10="urn:schemas-microsoft-com:office:word" xmlns:w="http://schemas.openxmlformats.org/wordprocessingml/2006/main" xmlns:w14="http://schemas.microsoft.com/office/word/2010/wordml" xmlns:w15="http://schemas.microsoft.com/office/word/2012/wordml" xmlns:w16cex="http://schemas.microsoft.com/office/word/2018/wordml/cex" xmlns:w16cid="http://schemas.microsoft.com/office/word/2016/wordml/cid" xmlns:w16="http://schemas.microsoft.com/office/word/2018/wordml" xmlns:w16du="http://schemas.microsoft.com/office/word/2023/wordml/word16du" xmlns:w16sdtdh="http://schemas.microsoft.com/office/word/2020/wordml/sdtdatahash" xmlns:w16sdtfl="http://schemas.microsoft.com/office/word/2024/wordml/sdtformatlock" xmlns:w16se="http://schemas.microsoft.com/office/word/2015/wordml/symex" xmlns:wpg="http://schemas.microsoft.com/office/word/2010/wordprocessingGroup" xmlns:wpi="http://schemas.microsoft.com/office/word/2010/wordprocessingInk" xmlns:wne="http://schemas.microsoft.com/office/word/2006/wordml" xmlns:wps="http://schemas.microsoft.com/office/word/2010/wordprocessingShape" mc:Ignorable="w14 w15 w16se w16cid w16 w16cex w16sdtdh w16sdtfl w16du wp14">
   <w:endnote w:type="separator" w:id="-1">
     <w:p>
       <w:pPr>
@@ -3533,13 +3416,13 @@
 </file>
 
 <file path=word/footer1.xml><?xml version="1.0" encoding="utf-8"?>
-<w:ftr xmlns:wpc="http://schemas.microsoft.com/office/word/2010/wordprocessingCanvas" xmlns:cx="http://schemas.microsoft.com/office/drawing/2014/chartex" xmlns:cx1="http://schemas.microsoft.com/office/drawing/2015/9/8/chartex" xmlns:cx2="http://schemas.microsoft.com/office/drawing/2015/10/21/chartex" xmlns:cx3="http://schemas.microsoft.com/office/drawing/2016/5/9/chartex" xmlns:cx4="http://schemas.microsoft.com/office/drawing/2016/5/10/chartex" xmlns:cx5="http://schemas.microsoft.com/office/drawing/2016/5/11/chartex" xmlns:cx6="http://schemas.microsoft.com/office/drawing/2016/5/12/chartex" xmlns:cx7="http://schemas.microsoft.com/office/drawing/2016/5/13/chartex" xmlns:cx8="http://schemas.microsoft.com/office/drawing/2016/5/14/chartex" xmlns:mc="http://schemas.openxmlformats.org/markup-compatibility/2006" xmlns:m="http://schemas.openxmlformats.org/officeDocument/2006/math" xmlns:aink="http://schemas.microsoft.com/office/drawing/2016/ink" xmlns:am3d="http://schemas.microsoft.com/office/drawing/2017/model3d" xmlns:oel="http://schemas.microsoft.com/office/2019/extlst" xmlns:r="http://schemas.openxmlformats.org/officeDocument/2006/relationships" xmlns:wp14="http://schemas.microsoft.com/office/word/2010/wordprocessingDrawing" xmlns:wp="http://schemas.openxmlformats.org/drawingml/2006/wordprocessingDrawing" xmlns:wpg="http://schemas.microsoft.com/office/word/2010/wordprocessingGroup" xmlns:wpi="http://schemas.microsoft.com/office/word/2010/wordprocessingInk" xmlns:wps="http://schemas.microsoft.com/office/word/2010/wordprocessingShape" xmlns:o="urn:schemas-microsoft-com:office:office" xmlns:v="urn:schemas-microsoft-com:vml" xmlns:w10="urn:schemas-microsoft-com:office:word" xmlns:w="http://schemas.openxmlformats.org/wordprocessingml/2006/main" xmlns:w14="http://schemas.microsoft.com/office/word/2010/wordml" xmlns:w15="http://schemas.microsoft.com/office/word/2012/wordml" xmlns:w16cex="http://schemas.microsoft.com/office/word/2018/wordml/cex" xmlns:w16cid="http://schemas.microsoft.com/office/word/2016/wordml/cid" xmlns:w16="http://schemas.microsoft.com/office/word/2018/wordml" xmlns:w16sdtdh="http://schemas.microsoft.com/office/word/2020/wordml/sdtdatahash" xmlns:w16sdtfl="http://schemas.microsoft.com/office/word/2024/wordml/sdtformatlock" xmlns:w16se="http://schemas.microsoft.com/office/word/2015/wordml/symex" xmlns:w16du="http://schemas.microsoft.com/office/word/2023/wordml/word16du" xmlns:wne="http://schemas.microsoft.com/office/word/2006/wordml" mc:Ignorable="w14 w15 w16se w16cid w16 w16cex w16sdtdh w16sdtfl w16du wp14">
+<w:ftr xmlns:wpc="http://schemas.microsoft.com/office/word/2010/wordprocessingCanvas" xmlns:cx="http://schemas.microsoft.com/office/drawing/2014/chartex" xmlns:cx1="http://schemas.microsoft.com/office/drawing/2015/9/8/chartex" xmlns:cx2="http://schemas.microsoft.com/office/drawing/2015/10/21/chartex" xmlns:cx3="http://schemas.microsoft.com/office/drawing/2016/5/9/chartex" xmlns:cx4="http://schemas.microsoft.com/office/drawing/2016/5/10/chartex" xmlns:cx5="http://schemas.microsoft.com/office/drawing/2016/5/11/chartex" xmlns:cx6="http://schemas.microsoft.com/office/drawing/2016/5/12/chartex" xmlns:cx7="http://schemas.microsoft.com/office/drawing/2016/5/13/chartex" xmlns:cx8="http://schemas.microsoft.com/office/drawing/2016/5/14/chartex" xmlns:mc="http://schemas.openxmlformats.org/markup-compatibility/2006" xmlns:aink="http://schemas.microsoft.com/office/drawing/2016/ink" xmlns:am3d="http://schemas.microsoft.com/office/drawing/2017/model3d" xmlns:o="urn:schemas-microsoft-com:office:office" xmlns:oel="http://schemas.microsoft.com/office/2019/extlst" xmlns:r="http://schemas.openxmlformats.org/officeDocument/2006/relationships" xmlns:m="http://schemas.openxmlformats.org/officeDocument/2006/math" xmlns:v="urn:schemas-microsoft-com:vml" xmlns:wp14="http://schemas.microsoft.com/office/word/2010/wordprocessingDrawing" xmlns:wp="http://schemas.openxmlformats.org/drawingml/2006/wordprocessingDrawing" xmlns:w10="urn:schemas-microsoft-com:office:word" xmlns:w="http://schemas.openxmlformats.org/wordprocessingml/2006/main" xmlns:w14="http://schemas.microsoft.com/office/word/2010/wordml" xmlns:w15="http://schemas.microsoft.com/office/word/2012/wordml" xmlns:w16cex="http://schemas.microsoft.com/office/word/2018/wordml/cex" xmlns:w16cid="http://schemas.microsoft.com/office/word/2016/wordml/cid" xmlns:w16="http://schemas.microsoft.com/office/word/2018/wordml" xmlns:w16du="http://schemas.microsoft.com/office/word/2023/wordml/word16du" xmlns:w16sdtdh="http://schemas.microsoft.com/office/word/2020/wordml/sdtdatahash" xmlns:w16sdtfl="http://schemas.microsoft.com/office/word/2024/wordml/sdtformatlock" xmlns:w16se="http://schemas.microsoft.com/office/word/2015/wordml/symex" xmlns:wpg="http://schemas.microsoft.com/office/word/2010/wordprocessingGroup" xmlns:wpi="http://schemas.microsoft.com/office/word/2010/wordprocessingInk" xmlns:wne="http://schemas.microsoft.com/office/word/2006/wordml" xmlns:wps="http://schemas.microsoft.com/office/word/2010/wordprocessingShape" mc:Ignorable="w14 w15 w16se w16cid w16 w16cex w16sdtdh w16sdtfl w16du wp14">
   <w:p/>
 </w:ftr>
 </file>
 
 <file path=word/footer2.xml><?xml version="1.0" encoding="utf-8"?>
-<w:ftr xmlns:wpc="http://schemas.microsoft.com/office/word/2010/wordprocessingCanvas" xmlns:cx="http://schemas.microsoft.com/office/drawing/2014/chartex" xmlns:cx1="http://schemas.microsoft.com/office/drawing/2015/9/8/chartex" xmlns:cx2="http://schemas.microsoft.com/office/drawing/2015/10/21/chartex" xmlns:cx3="http://schemas.microsoft.com/office/drawing/2016/5/9/chartex" xmlns:cx4="http://schemas.microsoft.com/office/drawing/2016/5/10/chartex" xmlns:cx5="http://schemas.microsoft.com/office/drawing/2016/5/11/chartex" xmlns:cx6="http://schemas.microsoft.com/office/drawing/2016/5/12/chartex" xmlns:cx7="http://schemas.microsoft.com/office/drawing/2016/5/13/chartex" xmlns:cx8="http://schemas.microsoft.com/office/drawing/2016/5/14/chartex" xmlns:mc="http://schemas.openxmlformats.org/markup-compatibility/2006" xmlns:m="http://schemas.openxmlformats.org/officeDocument/2006/math" xmlns:aink="http://schemas.microsoft.com/office/drawing/2016/ink" xmlns:am3d="http://schemas.microsoft.com/office/drawing/2017/model3d" xmlns:oel="http://schemas.microsoft.com/office/2019/extlst" xmlns:r="http://schemas.openxmlformats.org/officeDocument/2006/relationships" xmlns:wp14="http://schemas.microsoft.com/office/word/2010/wordprocessingDrawing" xmlns:wp="http://schemas.openxmlformats.org/drawingml/2006/wordprocessingDrawing" xmlns:wpg="http://schemas.microsoft.com/office/word/2010/wordprocessingGroup" xmlns:wpi="http://schemas.microsoft.com/office/word/2010/wordprocessingInk" xmlns:wps="http://schemas.microsoft.com/office/word/2010/wordprocessingShape" xmlns:o="urn:schemas-microsoft-com:office:office" xmlns:v="urn:schemas-microsoft-com:vml" xmlns:w10="urn:schemas-microsoft-com:office:word" xmlns:w="http://schemas.openxmlformats.org/wordprocessingml/2006/main" xmlns:w14="http://schemas.microsoft.com/office/word/2010/wordml" xmlns:w15="http://schemas.microsoft.com/office/word/2012/wordml" xmlns:w16cex="http://schemas.microsoft.com/office/word/2018/wordml/cex" xmlns:w16cid="http://schemas.microsoft.com/office/word/2016/wordml/cid" xmlns:w16="http://schemas.microsoft.com/office/word/2018/wordml" xmlns:w16sdtdh="http://schemas.microsoft.com/office/word/2020/wordml/sdtdatahash" xmlns:w16sdtfl="http://schemas.microsoft.com/office/word/2024/wordml/sdtformatlock" xmlns:w16se="http://schemas.microsoft.com/office/word/2015/wordml/symex" xmlns:w16du="http://schemas.microsoft.com/office/word/2023/wordml/word16du" xmlns:wne="http://schemas.microsoft.com/office/word/2006/wordml" mc:Ignorable="w14 w15 w16se w16cid w16 w16cex w16sdtdh w16sdtfl w16du wp14">
+<w:ftr xmlns:wpc="http://schemas.microsoft.com/office/word/2010/wordprocessingCanvas" xmlns:cx="http://schemas.microsoft.com/office/drawing/2014/chartex" xmlns:cx1="http://schemas.microsoft.com/office/drawing/2015/9/8/chartex" xmlns:cx2="http://schemas.microsoft.com/office/drawing/2015/10/21/chartex" xmlns:cx3="http://schemas.microsoft.com/office/drawing/2016/5/9/chartex" xmlns:cx4="http://schemas.microsoft.com/office/drawing/2016/5/10/chartex" xmlns:cx5="http://schemas.microsoft.com/office/drawing/2016/5/11/chartex" xmlns:cx6="http://schemas.microsoft.com/office/drawing/2016/5/12/chartex" xmlns:cx7="http://schemas.microsoft.com/office/drawing/2016/5/13/chartex" xmlns:cx8="http://schemas.microsoft.com/office/drawing/2016/5/14/chartex" xmlns:mc="http://schemas.openxmlformats.org/markup-compatibility/2006" xmlns:aink="http://schemas.microsoft.com/office/drawing/2016/ink" xmlns:am3d="http://schemas.microsoft.com/office/drawing/2017/model3d" xmlns:o="urn:schemas-microsoft-com:office:office" xmlns:oel="http://schemas.microsoft.com/office/2019/extlst" xmlns:r="http://schemas.openxmlformats.org/officeDocument/2006/relationships" xmlns:m="http://schemas.openxmlformats.org/officeDocument/2006/math" xmlns:v="urn:schemas-microsoft-com:vml" xmlns:wp14="http://schemas.microsoft.com/office/word/2010/wordprocessingDrawing" xmlns:wp="http://schemas.openxmlformats.org/drawingml/2006/wordprocessingDrawing" xmlns:w10="urn:schemas-microsoft-com:office:word" xmlns:w="http://schemas.openxmlformats.org/wordprocessingml/2006/main" xmlns:w14="http://schemas.microsoft.com/office/word/2010/wordml" xmlns:w15="http://schemas.microsoft.com/office/word/2012/wordml" xmlns:w16cex="http://schemas.microsoft.com/office/word/2018/wordml/cex" xmlns:w16cid="http://schemas.microsoft.com/office/word/2016/wordml/cid" xmlns:w16="http://schemas.microsoft.com/office/word/2018/wordml" xmlns:w16du="http://schemas.microsoft.com/office/word/2023/wordml/word16du" xmlns:w16sdtdh="http://schemas.microsoft.com/office/word/2020/wordml/sdtdatahash" xmlns:w16sdtfl="http://schemas.microsoft.com/office/word/2024/wordml/sdtformatlock" xmlns:w16se="http://schemas.microsoft.com/office/word/2015/wordml/symex" xmlns:wpg="http://schemas.microsoft.com/office/word/2010/wordprocessingGroup" xmlns:wpi="http://schemas.microsoft.com/office/word/2010/wordprocessingInk" xmlns:wne="http://schemas.microsoft.com/office/word/2006/wordml" xmlns:wps="http://schemas.microsoft.com/office/word/2010/wordprocessingShape" mc:Ignorable="w14 w15 w16se w16cid w16 w16cex w16sdtdh w16sdtfl w16du wp14">
   <w:p>
     <w:pPr>
       <w:tabs>
@@ -3590,13 +3473,13 @@
 </file>
 
 <file path=word/footer3.xml><?xml version="1.0" encoding="utf-8"?>
-<w:ftr xmlns:wpc="http://schemas.microsoft.com/office/word/2010/wordprocessingCanvas" xmlns:cx="http://schemas.microsoft.com/office/drawing/2014/chartex" xmlns:cx1="http://schemas.microsoft.com/office/drawing/2015/9/8/chartex" xmlns:cx2="http://schemas.microsoft.com/office/drawing/2015/10/21/chartex" xmlns:cx3="http://schemas.microsoft.com/office/drawing/2016/5/9/chartex" xmlns:cx4="http://schemas.microsoft.com/office/drawing/2016/5/10/chartex" xmlns:cx5="http://schemas.microsoft.com/office/drawing/2016/5/11/chartex" xmlns:cx6="http://schemas.microsoft.com/office/drawing/2016/5/12/chartex" xmlns:cx7="http://schemas.microsoft.com/office/drawing/2016/5/13/chartex" xmlns:cx8="http://schemas.microsoft.com/office/drawing/2016/5/14/chartex" xmlns:mc="http://schemas.openxmlformats.org/markup-compatibility/2006" xmlns:m="http://schemas.openxmlformats.org/officeDocument/2006/math" xmlns:aink="http://schemas.microsoft.com/office/drawing/2016/ink" xmlns:am3d="http://schemas.microsoft.com/office/drawing/2017/model3d" xmlns:oel="http://schemas.microsoft.com/office/2019/extlst" xmlns:r="http://schemas.openxmlformats.org/officeDocument/2006/relationships" xmlns:wp14="http://schemas.microsoft.com/office/word/2010/wordprocessingDrawing" xmlns:wp="http://schemas.openxmlformats.org/drawingml/2006/wordprocessingDrawing" xmlns:wpg="http://schemas.microsoft.com/office/word/2010/wordprocessingGroup" xmlns:wpi="http://schemas.microsoft.com/office/word/2010/wordprocessingInk" xmlns:wps="http://schemas.microsoft.com/office/word/2010/wordprocessingShape" xmlns:o="urn:schemas-microsoft-com:office:office" xmlns:v="urn:schemas-microsoft-com:vml" xmlns:w10="urn:schemas-microsoft-com:office:word" xmlns:w="http://schemas.openxmlformats.org/wordprocessingml/2006/main" xmlns:w14="http://schemas.microsoft.com/office/word/2010/wordml" xmlns:w15="http://schemas.microsoft.com/office/word/2012/wordml" xmlns:w16cex="http://schemas.microsoft.com/office/word/2018/wordml/cex" xmlns:w16cid="http://schemas.microsoft.com/office/word/2016/wordml/cid" xmlns:w16="http://schemas.microsoft.com/office/word/2018/wordml" xmlns:w16sdtdh="http://schemas.microsoft.com/office/word/2020/wordml/sdtdatahash" xmlns:w16sdtfl="http://schemas.microsoft.com/office/word/2024/wordml/sdtformatlock" xmlns:w16se="http://schemas.microsoft.com/office/word/2015/wordml/symex" xmlns:w16du="http://schemas.microsoft.com/office/word/2023/wordml/word16du" xmlns:wne="http://schemas.microsoft.com/office/word/2006/wordml" mc:Ignorable="w14 w15 w16se w16cid w16 w16cex w16sdtdh w16sdtfl w16du wp14">
+<w:ftr xmlns:wpc="http://schemas.microsoft.com/office/word/2010/wordprocessingCanvas" xmlns:cx="http://schemas.microsoft.com/office/drawing/2014/chartex" xmlns:cx1="http://schemas.microsoft.com/office/drawing/2015/9/8/chartex" xmlns:cx2="http://schemas.microsoft.com/office/drawing/2015/10/21/chartex" xmlns:cx3="http://schemas.microsoft.com/office/drawing/2016/5/9/chartex" xmlns:cx4="http://schemas.microsoft.com/office/drawing/2016/5/10/chartex" xmlns:cx5="http://schemas.microsoft.com/office/drawing/2016/5/11/chartex" xmlns:cx6="http://schemas.microsoft.com/office/drawing/2016/5/12/chartex" xmlns:cx7="http://schemas.microsoft.com/office/drawing/2016/5/13/chartex" xmlns:cx8="http://schemas.microsoft.com/office/drawing/2016/5/14/chartex" xmlns:mc="http://schemas.openxmlformats.org/markup-compatibility/2006" xmlns:aink="http://schemas.microsoft.com/office/drawing/2016/ink" xmlns:am3d="http://schemas.microsoft.com/office/drawing/2017/model3d" xmlns:o="urn:schemas-microsoft-com:office:office" xmlns:oel="http://schemas.microsoft.com/office/2019/extlst" xmlns:r="http://schemas.openxmlformats.org/officeDocument/2006/relationships" xmlns:m="http://schemas.openxmlformats.org/officeDocument/2006/math" xmlns:v="urn:schemas-microsoft-com:vml" xmlns:wp14="http://schemas.microsoft.com/office/word/2010/wordprocessingDrawing" xmlns:wp="http://schemas.openxmlformats.org/drawingml/2006/wordprocessingDrawing" xmlns:w10="urn:schemas-microsoft-com:office:word" xmlns:w="http://schemas.openxmlformats.org/wordprocessingml/2006/main" xmlns:w14="http://schemas.microsoft.com/office/word/2010/wordml" xmlns:w15="http://schemas.microsoft.com/office/word/2012/wordml" xmlns:w16cex="http://schemas.microsoft.com/office/word/2018/wordml/cex" xmlns:w16cid="http://schemas.microsoft.com/office/word/2016/wordml/cid" xmlns:w16="http://schemas.microsoft.com/office/word/2018/wordml" xmlns:w16du="http://schemas.microsoft.com/office/word/2023/wordml/word16du" xmlns:w16sdtdh="http://schemas.microsoft.com/office/word/2020/wordml/sdtdatahash" xmlns:w16sdtfl="http://schemas.microsoft.com/office/word/2024/wordml/sdtformatlock" xmlns:w16se="http://schemas.microsoft.com/office/word/2015/wordml/symex" xmlns:wpg="http://schemas.microsoft.com/office/word/2010/wordprocessingGroup" xmlns:wpi="http://schemas.microsoft.com/office/word/2010/wordprocessingInk" xmlns:wne="http://schemas.microsoft.com/office/word/2006/wordml" xmlns:wps="http://schemas.microsoft.com/office/word/2010/wordprocessingShape" mc:Ignorable="w14 w15 w16se w16cid w16 w16cex w16sdtdh w16sdtfl w16du wp14">
   <w:p/>
 </w:ftr>
 </file>
 
 <file path=word/footnotes.xml><?xml version="1.0" encoding="utf-8"?>
-<w:footnotes xmlns:wpc="http://schemas.microsoft.com/office/word/2010/wordprocessingCanvas" xmlns:cx="http://schemas.microsoft.com/office/drawing/2014/chartex" xmlns:cx1="http://schemas.microsoft.com/office/drawing/2015/9/8/chartex" xmlns:cx2="http://schemas.microsoft.com/office/drawing/2015/10/21/chartex" xmlns:cx3="http://schemas.microsoft.com/office/drawing/2016/5/9/chartex" xmlns:cx4="http://schemas.microsoft.com/office/drawing/2016/5/10/chartex" xmlns:cx5="http://schemas.microsoft.com/office/drawing/2016/5/11/chartex" xmlns:cx6="http://schemas.microsoft.com/office/drawing/2016/5/12/chartex" xmlns:cx7="http://schemas.microsoft.com/office/drawing/2016/5/13/chartex" xmlns:cx8="http://schemas.microsoft.com/office/drawing/2016/5/14/chartex" xmlns:mc="http://schemas.openxmlformats.org/markup-compatibility/2006" xmlns:m="http://schemas.openxmlformats.org/officeDocument/2006/math" xmlns:aink="http://schemas.microsoft.com/office/drawing/2016/ink" xmlns:am3d="http://schemas.microsoft.com/office/drawing/2017/model3d" xmlns:oel="http://schemas.microsoft.com/office/2019/extlst" xmlns:r="http://schemas.openxmlformats.org/officeDocument/2006/relationships" xmlns:wp14="http://schemas.microsoft.com/office/word/2010/wordprocessingDrawing" xmlns:wp="http://schemas.openxmlformats.org/drawingml/2006/wordprocessingDrawing" xmlns:wpg="http://schemas.microsoft.com/office/word/2010/wordprocessingGroup" xmlns:wpi="http://schemas.microsoft.com/office/word/2010/wordprocessingInk" xmlns:wps="http://schemas.microsoft.com/office/word/2010/wordprocessingShape" xmlns:o="urn:schemas-microsoft-com:office:office" xmlns:v="urn:schemas-microsoft-com:vml" xmlns:w10="urn:schemas-microsoft-com:office:word" xmlns:w="http://schemas.openxmlformats.org/wordprocessingml/2006/main" xmlns:w14="http://schemas.microsoft.com/office/word/2010/wordml" xmlns:w15="http://schemas.microsoft.com/office/word/2012/wordml" xmlns:w16cex="http://schemas.microsoft.com/office/word/2018/wordml/cex" xmlns:w16cid="http://schemas.microsoft.com/office/word/2016/wordml/cid" xmlns:w16="http://schemas.microsoft.com/office/word/2018/wordml" xmlns:w16sdtdh="http://schemas.microsoft.com/office/word/2020/wordml/sdtdatahash" xmlns:w16sdtfl="http://schemas.microsoft.com/office/word/2024/wordml/sdtformatlock" xmlns:w16se="http://schemas.microsoft.com/office/word/2015/wordml/symex" xmlns:w16du="http://schemas.microsoft.com/office/word/2023/wordml/word16du" xmlns:wne="http://schemas.microsoft.com/office/word/2006/wordml" mc:Ignorable="w14 w15 w16se w16cid w16 w16cex w16sdtdh w16sdtfl w16du wp14">
+<w:footnotes xmlns:wpc="http://schemas.microsoft.com/office/word/2010/wordprocessingCanvas" xmlns:cx="http://schemas.microsoft.com/office/drawing/2014/chartex" xmlns:cx1="http://schemas.microsoft.com/office/drawing/2015/9/8/chartex" xmlns:cx2="http://schemas.microsoft.com/office/drawing/2015/10/21/chartex" xmlns:cx3="http://schemas.microsoft.com/office/drawing/2016/5/9/chartex" xmlns:cx4="http://schemas.microsoft.com/office/drawing/2016/5/10/chartex" xmlns:cx5="http://schemas.microsoft.com/office/drawing/2016/5/11/chartex" xmlns:cx6="http://schemas.microsoft.com/office/drawing/2016/5/12/chartex" xmlns:cx7="http://schemas.microsoft.com/office/drawing/2016/5/13/chartex" xmlns:cx8="http://schemas.microsoft.com/office/drawing/2016/5/14/chartex" xmlns:mc="http://schemas.openxmlformats.org/markup-compatibility/2006" xmlns:aink="http://schemas.microsoft.com/office/drawing/2016/ink" xmlns:am3d="http://schemas.microsoft.com/office/drawing/2017/model3d" xmlns:o="urn:schemas-microsoft-com:office:office" xmlns:oel="http://schemas.microsoft.com/office/2019/extlst" xmlns:r="http://schemas.openxmlformats.org/officeDocument/2006/relationships" xmlns:m="http://schemas.openxmlformats.org/officeDocument/2006/math" xmlns:v="urn:schemas-microsoft-com:vml" xmlns:wp14="http://schemas.microsoft.com/office/word/2010/wordprocessingDrawing" xmlns:wp="http://schemas.openxmlformats.org/drawingml/2006/wordprocessingDrawing" xmlns:w10="urn:schemas-microsoft-com:office:word" xmlns:w="http://schemas.openxmlformats.org/wordprocessingml/2006/main" xmlns:w14="http://schemas.microsoft.com/office/word/2010/wordml" xmlns:w15="http://schemas.microsoft.com/office/word/2012/wordml" xmlns:w16cex="http://schemas.microsoft.com/office/word/2018/wordml/cex" xmlns:w16cid="http://schemas.microsoft.com/office/word/2016/wordml/cid" xmlns:w16="http://schemas.microsoft.com/office/word/2018/wordml" xmlns:w16du="http://schemas.microsoft.com/office/word/2023/wordml/word16du" xmlns:w16sdtdh="http://schemas.microsoft.com/office/word/2020/wordml/sdtdatahash" xmlns:w16sdtfl="http://schemas.microsoft.com/office/word/2024/wordml/sdtformatlock" xmlns:w16se="http://schemas.microsoft.com/office/word/2015/wordml/symex" xmlns:wpg="http://schemas.microsoft.com/office/word/2010/wordprocessingGroup" xmlns:wpi="http://schemas.microsoft.com/office/word/2010/wordprocessingInk" xmlns:wne="http://schemas.microsoft.com/office/word/2006/wordml" xmlns:wps="http://schemas.microsoft.com/office/word/2010/wordprocessingShape" mc:Ignorable="w14 w15 w16se w16cid w16 w16cex w16sdtdh w16sdtfl w16du wp14">
   <w:footnote w:type="separator" w:id="-1">
     <w:p>
       <w:pPr>
@@ -3621,25 +3504,25 @@
 </file>
 
 <file path=word/header1.xml><?xml version="1.0" encoding="utf-8"?>
-<w:hdr xmlns:wpc="http://schemas.microsoft.com/office/word/2010/wordprocessingCanvas" xmlns:cx="http://schemas.microsoft.com/office/drawing/2014/chartex" xmlns:cx1="http://schemas.microsoft.com/office/drawing/2015/9/8/chartex" xmlns:cx2="http://schemas.microsoft.com/office/drawing/2015/10/21/chartex" xmlns:cx3="http://schemas.microsoft.com/office/drawing/2016/5/9/chartex" xmlns:cx4="http://schemas.microsoft.com/office/drawing/2016/5/10/chartex" xmlns:cx5="http://schemas.microsoft.com/office/drawing/2016/5/11/chartex" xmlns:cx6="http://schemas.microsoft.com/office/drawing/2016/5/12/chartex" xmlns:cx7="http://schemas.microsoft.com/office/drawing/2016/5/13/chartex" xmlns:cx8="http://schemas.microsoft.com/office/drawing/2016/5/14/chartex" xmlns:mc="http://schemas.openxmlformats.org/markup-compatibility/2006" xmlns:m="http://schemas.openxmlformats.org/officeDocument/2006/math" xmlns:aink="http://schemas.microsoft.com/office/drawing/2016/ink" xmlns:am3d="http://schemas.microsoft.com/office/drawing/2017/model3d" xmlns:oel="http://schemas.microsoft.com/office/2019/extlst" xmlns:r="http://schemas.openxmlformats.org/officeDocument/2006/relationships" xmlns:wp14="http://schemas.microsoft.com/office/word/2010/wordprocessingDrawing" xmlns:wp="http://schemas.openxmlformats.org/drawingml/2006/wordprocessingDrawing" xmlns:wpg="http://schemas.microsoft.com/office/word/2010/wordprocessingGroup" xmlns:wpi="http://schemas.microsoft.com/office/word/2010/wordprocessingInk" xmlns:wps="http://schemas.microsoft.com/office/word/2010/wordprocessingShape" xmlns:o="urn:schemas-microsoft-com:office:office" xmlns:v="urn:schemas-microsoft-com:vml" xmlns:w10="urn:schemas-microsoft-com:office:word" xmlns:w="http://schemas.openxmlformats.org/wordprocessingml/2006/main" xmlns:w14="http://schemas.microsoft.com/office/word/2010/wordml" xmlns:w15="http://schemas.microsoft.com/office/word/2012/wordml" xmlns:w16cex="http://schemas.microsoft.com/office/word/2018/wordml/cex" xmlns:w16cid="http://schemas.microsoft.com/office/word/2016/wordml/cid" xmlns:w16="http://schemas.microsoft.com/office/word/2018/wordml" xmlns:w16sdtdh="http://schemas.microsoft.com/office/word/2020/wordml/sdtdatahash" xmlns:w16sdtfl="http://schemas.microsoft.com/office/word/2024/wordml/sdtformatlock" xmlns:w16se="http://schemas.microsoft.com/office/word/2015/wordml/symex" xmlns:w16du="http://schemas.microsoft.com/office/word/2023/wordml/word16du" xmlns:wne="http://schemas.microsoft.com/office/word/2006/wordml" mc:Ignorable="w14 w15 w16se w16cid w16 w16cex w16sdtdh w16sdtfl w16du wp14">
+<w:hdr xmlns:wpc="http://schemas.microsoft.com/office/word/2010/wordprocessingCanvas" xmlns:cx="http://schemas.microsoft.com/office/drawing/2014/chartex" xmlns:cx1="http://schemas.microsoft.com/office/drawing/2015/9/8/chartex" xmlns:cx2="http://schemas.microsoft.com/office/drawing/2015/10/21/chartex" xmlns:cx3="http://schemas.microsoft.com/office/drawing/2016/5/9/chartex" xmlns:cx4="http://schemas.microsoft.com/office/drawing/2016/5/10/chartex" xmlns:cx5="http://schemas.microsoft.com/office/drawing/2016/5/11/chartex" xmlns:cx6="http://schemas.microsoft.com/office/drawing/2016/5/12/chartex" xmlns:cx7="http://schemas.microsoft.com/office/drawing/2016/5/13/chartex" xmlns:cx8="http://schemas.microsoft.com/office/drawing/2016/5/14/chartex" xmlns:mc="http://schemas.openxmlformats.org/markup-compatibility/2006" xmlns:aink="http://schemas.microsoft.com/office/drawing/2016/ink" xmlns:am3d="http://schemas.microsoft.com/office/drawing/2017/model3d" xmlns:o="urn:schemas-microsoft-com:office:office" xmlns:oel="http://schemas.microsoft.com/office/2019/extlst" xmlns:r="http://schemas.openxmlformats.org/officeDocument/2006/relationships" xmlns:m="http://schemas.openxmlformats.org/officeDocument/2006/math" xmlns:v="urn:schemas-microsoft-com:vml" xmlns:wp14="http://schemas.microsoft.com/office/word/2010/wordprocessingDrawing" xmlns:wp="http://schemas.openxmlformats.org/drawingml/2006/wordprocessingDrawing" xmlns:w10="urn:schemas-microsoft-com:office:word" xmlns:w="http://schemas.openxmlformats.org/wordprocessingml/2006/main" xmlns:w14="http://schemas.microsoft.com/office/word/2010/wordml" xmlns:w15="http://schemas.microsoft.com/office/word/2012/wordml" xmlns:w16cex="http://schemas.microsoft.com/office/word/2018/wordml/cex" xmlns:w16cid="http://schemas.microsoft.com/office/word/2016/wordml/cid" xmlns:w16="http://schemas.microsoft.com/office/word/2018/wordml" xmlns:w16du="http://schemas.microsoft.com/office/word/2023/wordml/word16du" xmlns:w16sdtdh="http://schemas.microsoft.com/office/word/2020/wordml/sdtdatahash" xmlns:w16sdtfl="http://schemas.microsoft.com/office/word/2024/wordml/sdtformatlock" xmlns:w16se="http://schemas.microsoft.com/office/word/2015/wordml/symex" xmlns:wpg="http://schemas.microsoft.com/office/word/2010/wordprocessingGroup" xmlns:wpi="http://schemas.microsoft.com/office/word/2010/wordprocessingInk" xmlns:wne="http://schemas.microsoft.com/office/word/2006/wordml" xmlns:wps="http://schemas.microsoft.com/office/word/2010/wordprocessingShape" mc:Ignorable="w14 w15 w16se w16cid w16 w16cex w16sdtdh w16sdtfl w16du wp14">
   <w:p/>
 </w:hdr>
 </file>
 
 <file path=word/header2.xml><?xml version="1.0" encoding="utf-8"?>
-<w:hdr xmlns:wpc="http://schemas.microsoft.com/office/word/2010/wordprocessingCanvas" xmlns:cx="http://schemas.microsoft.com/office/drawing/2014/chartex" xmlns:cx1="http://schemas.microsoft.com/office/drawing/2015/9/8/chartex" xmlns:cx2="http://schemas.microsoft.com/office/drawing/2015/10/21/chartex" xmlns:cx3="http://schemas.microsoft.com/office/drawing/2016/5/9/chartex" xmlns:cx4="http://schemas.microsoft.com/office/drawing/2016/5/10/chartex" xmlns:cx5="http://schemas.microsoft.com/office/drawing/2016/5/11/chartex" xmlns:cx6="http://schemas.microsoft.com/office/drawing/2016/5/12/chartex" xmlns:cx7="http://schemas.microsoft.com/office/drawing/2016/5/13/chartex" xmlns:cx8="http://schemas.microsoft.com/office/drawing/2016/5/14/chartex" xmlns:mc="http://schemas.openxmlformats.org/markup-compatibility/2006" xmlns:m="http://schemas.openxmlformats.org/officeDocument/2006/math" xmlns:aink="http://schemas.microsoft.com/office/drawing/2016/ink" xmlns:am3d="http://schemas.microsoft.com/office/drawing/2017/model3d" xmlns:oel="http://schemas.microsoft.com/office/2019/extlst" xmlns:r="http://schemas.openxmlformats.org/officeDocument/2006/relationships" xmlns:wp14="http://schemas.microsoft.com/office/word/2010/wordprocessingDrawing" xmlns:wp="http://schemas.openxmlformats.org/drawingml/2006/wordprocessingDrawing" xmlns:wpg="http://schemas.microsoft.com/office/word/2010/wordprocessingGroup" xmlns:wpi="http://schemas.microsoft.com/office/word/2010/wordprocessingInk" xmlns:wps="http://schemas.microsoft.com/office/word/2010/wordprocessingShape" xmlns:o="urn:schemas-microsoft-com:office:office" xmlns:v="urn:schemas-microsoft-com:vml" xmlns:w10="urn:schemas-microsoft-com:office:word" xmlns:w="http://schemas.openxmlformats.org/wordprocessingml/2006/main" xmlns:w14="http://schemas.microsoft.com/office/word/2010/wordml" xmlns:w15="http://schemas.microsoft.com/office/word/2012/wordml" xmlns:w16cex="http://schemas.microsoft.com/office/word/2018/wordml/cex" xmlns:w16cid="http://schemas.microsoft.com/office/word/2016/wordml/cid" xmlns:w16="http://schemas.microsoft.com/office/word/2018/wordml" xmlns:w16sdtdh="http://schemas.microsoft.com/office/word/2020/wordml/sdtdatahash" xmlns:w16sdtfl="http://schemas.microsoft.com/office/word/2024/wordml/sdtformatlock" xmlns:w16se="http://schemas.microsoft.com/office/word/2015/wordml/symex" xmlns:w16du="http://schemas.microsoft.com/office/word/2023/wordml/word16du" xmlns:wne="http://schemas.microsoft.com/office/word/2006/wordml" mc:Ignorable="w14 w15 w16se w16cid w16 w16cex w16sdtdh w16sdtfl w16du wp14">
+<w:hdr xmlns:wpc="http://schemas.microsoft.com/office/word/2010/wordprocessingCanvas" xmlns:cx="http://schemas.microsoft.com/office/drawing/2014/chartex" xmlns:cx1="http://schemas.microsoft.com/office/drawing/2015/9/8/chartex" xmlns:cx2="http://schemas.microsoft.com/office/drawing/2015/10/21/chartex" xmlns:cx3="http://schemas.microsoft.com/office/drawing/2016/5/9/chartex" xmlns:cx4="http://schemas.microsoft.com/office/drawing/2016/5/10/chartex" xmlns:cx5="http://schemas.microsoft.com/office/drawing/2016/5/11/chartex" xmlns:cx6="http://schemas.microsoft.com/office/drawing/2016/5/12/chartex" xmlns:cx7="http://schemas.microsoft.com/office/drawing/2016/5/13/chartex" xmlns:cx8="http://schemas.microsoft.com/office/drawing/2016/5/14/chartex" xmlns:mc="http://schemas.openxmlformats.org/markup-compatibility/2006" xmlns:aink="http://schemas.microsoft.com/office/drawing/2016/ink" xmlns:am3d="http://schemas.microsoft.com/office/drawing/2017/model3d" xmlns:o="urn:schemas-microsoft-com:office:office" xmlns:oel="http://schemas.microsoft.com/office/2019/extlst" xmlns:r="http://schemas.openxmlformats.org/officeDocument/2006/relationships" xmlns:m="http://schemas.openxmlformats.org/officeDocument/2006/math" xmlns:v="urn:schemas-microsoft-com:vml" xmlns:wp14="http://schemas.microsoft.com/office/word/2010/wordprocessingDrawing" xmlns:wp="http://schemas.openxmlformats.org/drawingml/2006/wordprocessingDrawing" xmlns:w10="urn:schemas-microsoft-com:office:word" xmlns:w="http://schemas.openxmlformats.org/wordprocessingml/2006/main" xmlns:w14="http://schemas.microsoft.com/office/word/2010/wordml" xmlns:w15="http://schemas.microsoft.com/office/word/2012/wordml" xmlns:w16cex="http://schemas.microsoft.com/office/word/2018/wordml/cex" xmlns:w16cid="http://schemas.microsoft.com/office/word/2016/wordml/cid" xmlns:w16="http://schemas.microsoft.com/office/word/2018/wordml" xmlns:w16du="http://schemas.microsoft.com/office/word/2023/wordml/word16du" xmlns:w16sdtdh="http://schemas.microsoft.com/office/word/2020/wordml/sdtdatahash" xmlns:w16sdtfl="http://schemas.microsoft.com/office/word/2024/wordml/sdtformatlock" xmlns:w16se="http://schemas.microsoft.com/office/word/2015/wordml/symex" xmlns:wpg="http://schemas.microsoft.com/office/word/2010/wordprocessingGroup" xmlns:wpi="http://schemas.microsoft.com/office/word/2010/wordprocessingInk" xmlns:wne="http://schemas.microsoft.com/office/word/2006/wordml" xmlns:wps="http://schemas.microsoft.com/office/word/2010/wordprocessingShape" mc:Ignorable="w14 w15 w16se w16cid w16 w16cex w16sdtdh w16sdtfl w16du wp14">
   <w:p/>
 </w:hdr>
 </file>
 
 <file path=word/header3.xml><?xml version="1.0" encoding="utf-8"?>
-<w:hdr xmlns:wpc="http://schemas.microsoft.com/office/word/2010/wordprocessingCanvas" xmlns:cx="http://schemas.microsoft.com/office/drawing/2014/chartex" xmlns:cx1="http://schemas.microsoft.com/office/drawing/2015/9/8/chartex" xmlns:cx2="http://schemas.microsoft.com/office/drawing/2015/10/21/chartex" xmlns:cx3="http://schemas.microsoft.com/office/drawing/2016/5/9/chartex" xmlns:cx4="http://schemas.microsoft.com/office/drawing/2016/5/10/chartex" xmlns:cx5="http://schemas.microsoft.com/office/drawing/2016/5/11/chartex" xmlns:cx6="http://schemas.microsoft.com/office/drawing/2016/5/12/chartex" xmlns:cx7="http://schemas.microsoft.com/office/drawing/2016/5/13/chartex" xmlns:cx8="http://schemas.microsoft.com/office/drawing/2016/5/14/chartex" xmlns:mc="http://schemas.openxmlformats.org/markup-compatibility/2006" xmlns:m="http://schemas.openxmlformats.org/officeDocument/2006/math" xmlns:aink="http://schemas.microsoft.com/office/drawing/2016/ink" xmlns:am3d="http://schemas.microsoft.com/office/drawing/2017/model3d" xmlns:oel="http://schemas.microsoft.com/office/2019/extlst" xmlns:r="http://schemas.openxmlformats.org/officeDocument/2006/relationships" xmlns:wp14="http://schemas.microsoft.com/office/word/2010/wordprocessingDrawing" xmlns:wp="http://schemas.openxmlformats.org/drawingml/2006/wordprocessingDrawing" xmlns:wpg="http://schemas.microsoft.com/office/word/2010/wordprocessingGroup" xmlns:wpi="http://schemas.microsoft.com/office/word/2010/wordprocessingInk" xmlns:wps="http://schemas.microsoft.com/office/word/2010/wordprocessingShape" xmlns:o="urn:schemas-microsoft-com:office:office" xmlns:v="urn:schemas-microsoft-com:vml" xmlns:w10="urn:schemas-microsoft-com:office:word" xmlns:w="http://schemas.openxmlformats.org/wordprocessingml/2006/main" xmlns:w14="http://schemas.microsoft.com/office/word/2010/wordml" xmlns:w15="http://schemas.microsoft.com/office/word/2012/wordml" xmlns:w16cex="http://schemas.microsoft.com/office/word/2018/wordml/cex" xmlns:w16cid="http://schemas.microsoft.com/office/word/2016/wordml/cid" xmlns:w16="http://schemas.microsoft.com/office/word/2018/wordml" xmlns:w16sdtdh="http://schemas.microsoft.com/office/word/2020/wordml/sdtdatahash" xmlns:w16sdtfl="http://schemas.microsoft.com/office/word/2024/wordml/sdtformatlock" xmlns:w16se="http://schemas.microsoft.com/office/word/2015/wordml/symex" xmlns:w16du="http://schemas.microsoft.com/office/word/2023/wordml/word16du" xmlns:wne="http://schemas.microsoft.com/office/word/2006/wordml" mc:Ignorable="w14 w15 w16se w16cid w16 w16cex w16sdtdh w16sdtfl w16du wp14">
+<w:hdr xmlns:wpc="http://schemas.microsoft.com/office/word/2010/wordprocessingCanvas" xmlns:cx="http://schemas.microsoft.com/office/drawing/2014/chartex" xmlns:cx1="http://schemas.microsoft.com/office/drawing/2015/9/8/chartex" xmlns:cx2="http://schemas.microsoft.com/office/drawing/2015/10/21/chartex" xmlns:cx3="http://schemas.microsoft.com/office/drawing/2016/5/9/chartex" xmlns:cx4="http://schemas.microsoft.com/office/drawing/2016/5/10/chartex" xmlns:cx5="http://schemas.microsoft.com/office/drawing/2016/5/11/chartex" xmlns:cx6="http://schemas.microsoft.com/office/drawing/2016/5/12/chartex" xmlns:cx7="http://schemas.microsoft.com/office/drawing/2016/5/13/chartex" xmlns:cx8="http://schemas.microsoft.com/office/drawing/2016/5/14/chartex" xmlns:mc="http://schemas.openxmlformats.org/markup-compatibility/2006" xmlns:aink="http://schemas.microsoft.com/office/drawing/2016/ink" xmlns:am3d="http://schemas.microsoft.com/office/drawing/2017/model3d" xmlns:o="urn:schemas-microsoft-com:office:office" xmlns:oel="http://schemas.microsoft.com/office/2019/extlst" xmlns:r="http://schemas.openxmlformats.org/officeDocument/2006/relationships" xmlns:m="http://schemas.openxmlformats.org/officeDocument/2006/math" xmlns:v="urn:schemas-microsoft-com:vml" xmlns:wp14="http://schemas.microsoft.com/office/word/2010/wordprocessingDrawing" xmlns:wp="http://schemas.openxmlformats.org/drawingml/2006/wordprocessingDrawing" xmlns:w10="urn:schemas-microsoft-com:office:word" xmlns:w="http://schemas.openxmlformats.org/wordprocessingml/2006/main" xmlns:w14="http://schemas.microsoft.com/office/word/2010/wordml" xmlns:w15="http://schemas.microsoft.com/office/word/2012/wordml" xmlns:w16cex="http://schemas.microsoft.com/office/word/2018/wordml/cex" xmlns:w16cid="http://schemas.microsoft.com/office/word/2016/wordml/cid" xmlns:w16="http://schemas.microsoft.com/office/word/2018/wordml" xmlns:w16du="http://schemas.microsoft.com/office/word/2023/wordml/word16du" xmlns:w16sdtdh="http://schemas.microsoft.com/office/word/2020/wordml/sdtdatahash" xmlns:w16sdtfl="http://schemas.microsoft.com/office/word/2024/wordml/sdtformatlock" xmlns:w16se="http://schemas.microsoft.com/office/word/2015/wordml/symex" xmlns:wpg="http://schemas.microsoft.com/office/word/2010/wordprocessingGroup" xmlns:wpi="http://schemas.microsoft.com/office/word/2010/wordprocessingInk" xmlns:wne="http://schemas.microsoft.com/office/word/2006/wordml" xmlns:wps="http://schemas.microsoft.com/office/word/2010/wordprocessingShape" mc:Ignorable="w14 w15 w16se w16cid w16 w16cex w16sdtdh w16sdtfl w16du wp14">
   <w:p/>
 </w:hdr>
 </file>
 
 <file path=word/numbering.xml><?xml version="1.0" encoding="utf-8"?>
-<w:numbering xmlns:wpc="http://schemas.microsoft.com/office/word/2010/wordprocessingCanvas" xmlns:cx="http://schemas.microsoft.com/office/drawing/2014/chartex" xmlns:cx1="http://schemas.microsoft.com/office/drawing/2015/9/8/chartex" xmlns:cx2="http://schemas.microsoft.com/office/drawing/2015/10/21/chartex" xmlns:cx3="http://schemas.microsoft.com/office/drawing/2016/5/9/chartex" xmlns:cx4="http://schemas.microsoft.com/office/drawing/2016/5/10/chartex" xmlns:cx5="http://schemas.microsoft.com/office/drawing/2016/5/11/chartex" xmlns:cx6="http://schemas.microsoft.com/office/drawing/2016/5/12/chartex" xmlns:cx7="http://schemas.microsoft.com/office/drawing/2016/5/13/chartex" xmlns:cx8="http://schemas.microsoft.com/office/drawing/2016/5/14/chartex" xmlns:mc="http://schemas.openxmlformats.org/markup-compatibility/2006" xmlns:m="http://schemas.openxmlformats.org/officeDocument/2006/math" xmlns:aink="http://schemas.microsoft.com/office/drawing/2016/ink" xmlns:am3d="http://schemas.microsoft.com/office/drawing/2017/model3d" xmlns:oel="http://schemas.microsoft.com/office/2019/extlst" xmlns:r="http://schemas.openxmlformats.org/officeDocument/2006/relationships" xmlns:wp14="http://schemas.microsoft.com/office/word/2010/wordprocessingDrawing" xmlns:wp="http://schemas.openxmlformats.org/drawingml/2006/wordprocessingDrawing" xmlns:wpg="http://schemas.microsoft.com/office/word/2010/wordprocessingGroup" xmlns:wpi="http://schemas.microsoft.com/office/word/2010/wordprocessingInk" xmlns:wps="http://schemas.microsoft.com/office/word/2010/wordprocessingShape" xmlns:o="urn:schemas-microsoft-com:office:office" xmlns:v="urn:schemas-microsoft-com:vml" xmlns:w10="urn:schemas-microsoft-com:office:word" xmlns:w="http://schemas.openxmlformats.org/wordprocessingml/2006/main" xmlns:w14="http://schemas.microsoft.com/office/word/2010/wordml" xmlns:w15="http://schemas.microsoft.com/office/word/2012/wordml" xmlns:w16cex="http://schemas.microsoft.com/office/word/2018/wordml/cex" xmlns:w16cid="http://schemas.microsoft.com/office/word/2016/wordml/cid" xmlns:w16="http://schemas.microsoft.com/office/word/2018/wordml" xmlns:w16sdtdh="http://schemas.microsoft.com/office/word/2020/wordml/sdtdatahash" xmlns:w16sdtfl="http://schemas.microsoft.com/office/word/2024/wordml/sdtformatlock" xmlns:w16se="http://schemas.microsoft.com/office/word/2015/wordml/symex" xmlns:w16du="http://schemas.microsoft.com/office/word/2023/wordml/word16du" xmlns:wne="http://schemas.microsoft.com/office/word/2006/wordml" mc:Ignorable="w14 w15 w16se w16cid w16 w16cex w16sdtdh w16sdtfl w16du wp14">
+<w:numbering xmlns:wpc="http://schemas.microsoft.com/office/word/2010/wordprocessingCanvas" xmlns:cx="http://schemas.microsoft.com/office/drawing/2014/chartex" xmlns:cx1="http://schemas.microsoft.com/office/drawing/2015/9/8/chartex" xmlns:cx2="http://schemas.microsoft.com/office/drawing/2015/10/21/chartex" xmlns:cx3="http://schemas.microsoft.com/office/drawing/2016/5/9/chartex" xmlns:cx4="http://schemas.microsoft.com/office/drawing/2016/5/10/chartex" xmlns:cx5="http://schemas.microsoft.com/office/drawing/2016/5/11/chartex" xmlns:cx6="http://schemas.microsoft.com/office/drawing/2016/5/12/chartex" xmlns:cx7="http://schemas.microsoft.com/office/drawing/2016/5/13/chartex" xmlns:cx8="http://schemas.microsoft.com/office/drawing/2016/5/14/chartex" xmlns:mc="http://schemas.openxmlformats.org/markup-compatibility/2006" xmlns:aink="http://schemas.microsoft.com/office/drawing/2016/ink" xmlns:am3d="http://schemas.microsoft.com/office/drawing/2017/model3d" xmlns:o="urn:schemas-microsoft-com:office:office" xmlns:oel="http://schemas.microsoft.com/office/2019/extlst" xmlns:r="http://schemas.openxmlformats.org/officeDocument/2006/relationships" xmlns:m="http://schemas.openxmlformats.org/officeDocument/2006/math" xmlns:v="urn:schemas-microsoft-com:vml" xmlns:wp14="http://schemas.microsoft.com/office/word/2010/wordprocessingDrawing" xmlns:wp="http://schemas.openxmlformats.org/drawingml/2006/wordprocessingDrawing" xmlns:w10="urn:schemas-microsoft-com:office:word" xmlns:w="http://schemas.openxmlformats.org/wordprocessingml/2006/main" xmlns:w14="http://schemas.microsoft.com/office/word/2010/wordml" xmlns:w15="http://schemas.microsoft.com/office/word/2012/wordml" xmlns:w16cex="http://schemas.microsoft.com/office/word/2018/wordml/cex" xmlns:w16cid="http://schemas.microsoft.com/office/word/2016/wordml/cid" xmlns:w16="http://schemas.microsoft.com/office/word/2018/wordml" xmlns:w16du="http://schemas.microsoft.com/office/word/2023/wordml/word16du" xmlns:w16sdtdh="http://schemas.microsoft.com/office/word/2020/wordml/sdtdatahash" xmlns:w16sdtfl="http://schemas.microsoft.com/office/word/2024/wordml/sdtformatlock" xmlns:w16se="http://schemas.microsoft.com/office/word/2015/wordml/symex" xmlns:wpg="http://schemas.microsoft.com/office/word/2010/wordprocessingGroup" xmlns:wpi="http://schemas.microsoft.com/office/word/2010/wordprocessingInk" xmlns:wne="http://schemas.microsoft.com/office/word/2006/wordml" xmlns:wps="http://schemas.microsoft.com/office/word/2010/wordprocessingShape" mc:Ignorable="w14 w15 w16se w16cid w16 w16cex w16sdtdh w16sdtfl w16du wp14">
   <w:abstractNum w:abstractNumId="0" w15:restartNumberingAfterBreak="0">
     <w:nsid w:val="0EA755D1"/>
     <w:multiLevelType w:val="hybridMultilevel"/>
@@ -5621,7 +5504,7 @@
 </file>
 
 <file path=word/styles.xml><?xml version="1.0" encoding="utf-8"?>
-<w:styles xmlns:mc="http://schemas.openxmlformats.org/markup-compatibility/2006" xmlns:r="http://schemas.openxmlformats.org/officeDocument/2006/relationships" xmlns:w="http://schemas.openxmlformats.org/wordprocessingml/2006/main" xmlns:w14="http://schemas.microsoft.com/office/word/2010/wordml" xmlns:w15="http://schemas.microsoft.com/office/word/2012/wordml" xmlns:w16cex="http://schemas.microsoft.com/office/word/2018/wordml/cex" xmlns:w16cid="http://schemas.microsoft.com/office/word/2016/wordml/cid" xmlns:w16="http://schemas.microsoft.com/office/word/2018/wordml" xmlns:w16sdtdh="http://schemas.microsoft.com/office/word/2020/wordml/sdtdatahash" xmlns:w16sdtfl="http://schemas.microsoft.com/office/word/2024/wordml/sdtformatlock" xmlns:w16se="http://schemas.microsoft.com/office/word/2015/wordml/symex" xmlns:w16du="http://schemas.microsoft.com/office/word/2023/wordml/word16du" mc:Ignorable="w14 w15 w16se w16cid w16 w16cex w16sdtdh w16sdtfl w16du">
+<w:styles xmlns:mc="http://schemas.openxmlformats.org/markup-compatibility/2006" xmlns:r="http://schemas.openxmlformats.org/officeDocument/2006/relationships" xmlns:w="http://schemas.openxmlformats.org/wordprocessingml/2006/main" xmlns:w14="http://schemas.microsoft.com/office/word/2010/wordml" xmlns:w15="http://schemas.microsoft.com/office/word/2012/wordml" xmlns:w16cex="http://schemas.microsoft.com/office/word/2018/wordml/cex" xmlns:w16cid="http://schemas.microsoft.com/office/word/2016/wordml/cid" xmlns:w16="http://schemas.microsoft.com/office/word/2018/wordml" xmlns:w16du="http://schemas.microsoft.com/office/word/2023/wordml/word16du" xmlns:w16sdtdh="http://schemas.microsoft.com/office/word/2020/wordml/sdtdatahash" xmlns:w16sdtfl="http://schemas.microsoft.com/office/word/2024/wordml/sdtformatlock" xmlns:w16se="http://schemas.microsoft.com/office/word/2015/wordml/symex" mc:Ignorable="w14 w15 w16se w16cid w16 w16cex w16sdtdh w16sdtfl w16du">
   <w:docDefaults>
     <w:rPrDefault>
       <w:rPr>
@@ -6015,15 +5898,15 @@
     <w:lsdException w:name="Unresolved Mention" w:semiHidden="1" w:unhideWhenUsed="1"/>
     <w:lsdException w:name="Smart Link" w:semiHidden="1" w:unhideWhenUsed="1"/>
   </w:latentStyles>
-  <w:style w:type="paragraph" w:default="1" w:styleId="Normal">
+  <w:style w:type="paragraph" w:default="1" w:styleId="Standard">
     <w:name w:val="Normal"/>
     <w:unhideWhenUsed/>
     <w:rsid w:val="004E6F2E"/>
   </w:style>
-  <w:style w:type="paragraph" w:styleId="Heading6">
+  <w:style w:type="paragraph" w:styleId="berschrift6">
     <w:name w:val="heading 6"/>
-    <w:basedOn w:val="Normal"/>
-    <w:next w:val="Normal"/>
+    <w:basedOn w:val="Standard"/>
+    <w:next w:val="Standard"/>
     <w:qFormat/>
     <w:rsid w:val="0020181D"/>
     <w:pPr>
@@ -6042,13 +5925,13 @@
       <w:lang w:eastAsia="de-DE"/>
     </w:rPr>
   </w:style>
-  <w:style w:type="character" w:default="1" w:styleId="DefaultParagraphFont">
+  <w:style w:type="character" w:default="1" w:styleId="Absatz-Standardschriftart">
     <w:name w:val="Default Paragraph Font"/>
     <w:uiPriority w:val="1"/>
     <w:semiHidden/>
     <w:unhideWhenUsed/>
   </w:style>
-  <w:style w:type="table" w:default="1" w:styleId="TableNormal">
+  <w:style w:type="table" w:default="1" w:styleId="NormaleTabelle">
     <w:name w:val="Normal Table"/>
     <w:uiPriority w:val="99"/>
     <w:semiHidden/>
@@ -6063,7 +5946,7 @@
       </w:tblCellMar>
     </w:tblPr>
   </w:style>
-  <w:style w:type="numbering" w:default="1" w:styleId="NoList">
+  <w:style w:type="numbering" w:default="1" w:styleId="KeineListe">
     <w:name w:val="No List"/>
     <w:uiPriority w:val="99"/>
     <w:semiHidden/>
@@ -6071,28 +5954,28 @@
   </w:style>
   <w:style w:type="character" w:customStyle="1" w:styleId="HeaderChar1">
     <w:name w:val="Header Char1"/>
-    <w:basedOn w:val="DefaultParagraphFont"/>
+    <w:basedOn w:val="Absatz-Standardschriftart"/>
     <w:uiPriority w:val="99"/>
     <w:semiHidden/>
     <w:rsid w:val="00B87F39"/>
   </w:style>
   <w:style w:type="character" w:customStyle="1" w:styleId="FooterChar1">
     <w:name w:val="Footer Char1"/>
-    <w:basedOn w:val="DefaultParagraphFont"/>
+    <w:basedOn w:val="Absatz-Standardschriftart"/>
     <w:uiPriority w:val="99"/>
     <w:semiHidden/>
     <w:rsid w:val="00B87F39"/>
   </w:style>
   <w:style w:type="character" w:customStyle="1" w:styleId="KopfzeileZchn1">
     <w:name w:val="Kopfzeile Zchn1"/>
-    <w:basedOn w:val="DefaultParagraphFont"/>
+    <w:basedOn w:val="Absatz-Standardschriftart"/>
     <w:uiPriority w:val="99"/>
     <w:rsid w:val="00B87F39"/>
   </w:style>
-  <w:style w:type="paragraph" w:styleId="Header">
+  <w:style w:type="paragraph" w:styleId="Kopfzeile">
     <w:name w:val="header"/>
-    <w:basedOn w:val="Normal"/>
-    <w:link w:val="HeaderChar"/>
+    <w:basedOn w:val="Standard"/>
+    <w:link w:val="KopfzeileZchn2"/>
     <w:uiPriority w:val="99"/>
     <w:semiHidden/>
     <w:unhideWhenUsed/>
@@ -6105,18 +5988,18 @@
       <w:spacing w:after="0" w:line="240" w:lineRule="auto"/>
     </w:pPr>
   </w:style>
-  <w:style w:type="character" w:customStyle="1" w:styleId="HeaderChar">
-    <w:name w:val="Header Char"/>
-    <w:basedOn w:val="DefaultParagraphFont"/>
-    <w:link w:val="Header"/>
+  <w:style w:type="character" w:customStyle="1" w:styleId="KopfzeileZchn2">
+    <w:name w:val="Kopfzeile Zchn2"/>
+    <w:basedOn w:val="Absatz-Standardschriftart"/>
+    <w:link w:val="Kopfzeile"/>
     <w:uiPriority w:val="99"/>
     <w:semiHidden/>
     <w:rsid w:val="007D68A1"/>
   </w:style>
-  <w:style w:type="paragraph" w:styleId="Footer">
+  <w:style w:type="paragraph" w:styleId="Fuzeile">
     <w:name w:val="footer"/>
-    <w:basedOn w:val="Normal"/>
-    <w:link w:val="FooterChar"/>
+    <w:basedOn w:val="Standard"/>
+    <w:link w:val="FuzeileZchn2"/>
     <w:uiPriority w:val="99"/>
     <w:semiHidden/>
     <w:unhideWhenUsed/>
@@ -6129,17 +6012,17 @@
       <w:spacing w:after="0" w:line="240" w:lineRule="auto"/>
     </w:pPr>
   </w:style>
-  <w:style w:type="character" w:customStyle="1" w:styleId="FooterChar">
-    <w:name w:val="Footer Char"/>
-    <w:basedOn w:val="DefaultParagraphFont"/>
-    <w:link w:val="Footer"/>
+  <w:style w:type="character" w:customStyle="1" w:styleId="FuzeileZchn2">
+    <w:name w:val="Fußzeile Zchn2"/>
+    <w:basedOn w:val="Absatz-Standardschriftart"/>
+    <w:link w:val="Fuzeile"/>
     <w:uiPriority w:val="99"/>
     <w:semiHidden/>
     <w:rsid w:val="007D68A1"/>
   </w:style>
-  <w:style w:type="paragraph" w:styleId="ListParagraph">
+  <w:style w:type="paragraph" w:styleId="Listenabsatz">
     <w:name w:val="List Paragraph"/>
-    <w:basedOn w:val="Normal"/>
+    <w:basedOn w:val="Standard"/>
     <w:uiPriority w:val="34"/>
     <w:qFormat/>
     <w:rsid w:val="00544F8D"/>
@@ -6150,7 +6033,7 @@
   </w:style>
   <w:style w:type="character" w:customStyle="1" w:styleId="berschrift6Zchn">
     <w:name w:val="Überschrift 6 Zchn"/>
-    <w:basedOn w:val="DefaultParagraphFont"/>
+    <w:basedOn w:val="Absatz-Standardschriftart"/>
     <w:rsid w:val="00261C33"/>
     <w:rPr>
       <w:rFonts w:ascii="Arial" w:eastAsia="Times New Roman" w:hAnsi="Arial" w:cs="Times New Roman"/>
@@ -6164,7 +6047,7 @@
   </w:style>
   <w:style w:type="character" w:customStyle="1" w:styleId="TitelZchn">
     <w:name w:val="Titel Zchn"/>
-    <w:basedOn w:val="DefaultParagraphFont"/>
+    <w:basedOn w:val="Absatz-Standardschriftart"/>
     <w:uiPriority w:val="10"/>
     <w:rsid w:val="00261C33"/>
     <w:rPr>
@@ -6177,19 +6060,19 @@
   </w:style>
   <w:style w:type="character" w:customStyle="1" w:styleId="KopfzeileZchn">
     <w:name w:val="Kopfzeile Zchn"/>
-    <w:basedOn w:val="DefaultParagraphFont"/>
+    <w:basedOn w:val="Absatz-Standardschriftart"/>
     <w:uiPriority w:val="99"/>
     <w:rsid w:val="00261C33"/>
   </w:style>
   <w:style w:type="character" w:customStyle="1" w:styleId="FuzeileZchn">
     <w:name w:val="Fußzeile Zchn"/>
-    <w:basedOn w:val="DefaultParagraphFont"/>
+    <w:basedOn w:val="Absatz-Standardschriftart"/>
     <w:uiPriority w:val="99"/>
     <w:rsid w:val="00261C33"/>
   </w:style>
   <w:style w:type="character" w:customStyle="1" w:styleId="FuzeileZchn1">
     <w:name w:val="Fußzeile Zchn1"/>
-    <w:basedOn w:val="DefaultParagraphFont"/>
+    <w:basedOn w:val="Absatz-Standardschriftart"/>
     <w:uiPriority w:val="99"/>
     <w:rsid w:val="00B87F39"/>
   </w:style>
@@ -6458,6 +6341,56 @@
 </file>
 
 <file path=customXml/item1.xml><?xml version="1.0" encoding="utf-8"?>
+<?mso-contentType ?>
+<spe:Receivers xmlns:spe="http://schemas.microsoft.com/sharepoint/events">
+  <Receiver>
+    <Name>Document ID Generator</Name>
+    <Synchronization>Synchronous</Synchronization>
+    <Type>10001</Type>
+    <SequenceNumber>1000</SequenceNumber>
+    <Url/>
+    <Assembly>Microsoft.Office.DocumentManagement, Version=16.0.0.0, Culture=neutral, PublicKeyToken=71e9bce111e9429c</Assembly>
+    <Class>Microsoft.Office.DocumentManagement.Internal.DocIdHandler</Class>
+    <Data/>
+    <Filter/>
+  </Receiver>
+  <Receiver>
+    <Name>Document ID Generator</Name>
+    <Synchronization>Synchronous</Synchronization>
+    <Type>10002</Type>
+    <SequenceNumber>1001</SequenceNumber>
+    <Url/>
+    <Assembly>Microsoft.Office.DocumentManagement, Version=16.0.0.0, Culture=neutral, PublicKeyToken=71e9bce111e9429c</Assembly>
+    <Class>Microsoft.Office.DocumentManagement.Internal.DocIdHandler</Class>
+    <Data/>
+    <Filter/>
+  </Receiver>
+  <Receiver>
+    <Name>Document ID Generator</Name>
+    <Synchronization>Synchronous</Synchronization>
+    <Type>10004</Type>
+    <SequenceNumber>1002</SequenceNumber>
+    <Url/>
+    <Assembly>Microsoft.Office.DocumentManagement, Version=16.0.0.0, Culture=neutral, PublicKeyToken=71e9bce111e9429c</Assembly>
+    <Class>Microsoft.Office.DocumentManagement.Internal.DocIdHandler</Class>
+    <Data/>
+    <Filter/>
+  </Receiver>
+  <Receiver>
+    <Name>Document ID Generator</Name>
+    <Synchronization>Synchronous</Synchronization>
+    <Type>10006</Type>
+    <SequenceNumber>1003</SequenceNumber>
+    <Url/>
+    <Assembly>Microsoft.Office.DocumentManagement, Version=16.0.0.0, Culture=neutral, PublicKeyToken=71e9bce111e9429c</Assembly>
+    <Class>Microsoft.Office.DocumentManagement.Internal.DocIdHandler</Class>
+    <Data/>
+    <Filter/>
+  </Receiver>
+</spe:Receivers>
+</file>
+
+<file path=customXml/item2.xml><?xml version="1.0" encoding="utf-8"?>
 <ct:contentTypeSchema xmlns:ct="http://schemas.microsoft.com/office/2006/metadata/contentType" xmlns:ma="http://schemas.microsoft.com/office/2006/metadata/properties/metaAttributes" ct:_="" ma:_="" ma:contentTypeName="Dokument" ma:contentTypeID="0x0101006AD1E23805B1874D9B0F4BD93B4AEA61" ma:contentTypeVersion="14" ma:contentTypeDescription="Ein neues Dokument erstellen." ma:contentTypeScope="" ma:versionID="bd6122235f3d4c70d68f286e46ff5948">
   <xsd:schema xmlns:xsd="http://www.w3.org/2001/XMLSchema" xmlns:xs="http://www.w3.org/2001/XMLSchema" xmlns:p="http://schemas.microsoft.com/office/2006/metadata/properties" xmlns:ns2="7e44ac09-bc23-4ad2-b3b1-525f194f6163" xmlns:ns3="b23f8e17-cb0f-48a9-8bdc-f1f463d94a38" targetNamespace="http://schemas.microsoft.com/office/2006/metadata/properties" ma:root="true" ma:fieldsID="220f280748f37f7e9852ace5a9813811" ns2:_="" ns3:_="">
     <xsd:import namespace="7e44ac09-bc23-4ad2-b3b1-525f194f6163"/>
@@ -6703,57 +6636,16 @@
 </ct:contentTypeSchema>
 </file>
 
-<file path=customXml/item2.xml><?xml version="1.0" encoding="utf-8"?>
+<file path=customXml/item3.xml><?xml version="1.0" encoding="utf-8"?>
 <?mso-contentType ?>
-<spe:Receivers xmlns:spe="http://schemas.microsoft.com/sharepoint/events">
-  <Receiver>
-    <Name>Document ID Generator</Name>
-    <Synchronization>Synchronous</Synchronization>
-    <Type>10001</Type>
-    <SequenceNumber>1000</SequenceNumber>
-    <Url/>
-    <Assembly>Microsoft.Office.DocumentManagement, Version=16.0.0.0, Culture=neutral, PublicKeyToken=71e9bce111e9429c</Assembly>
-    <Class>Microsoft.Office.DocumentManagement.Internal.DocIdHandler</Class>
-    <Data/>
-    <Filter/>
-  </Receiver>
-  <Receiver>
-    <Name>Document ID Generator</Name>
-    <Synchronization>Synchronous</Synchronization>
-    <Type>10002</Type>
-    <SequenceNumber>1001</SequenceNumber>
-    <Url/>
-    <Assembly>Microsoft.Office.DocumentManagement, Version=16.0.0.0, Culture=neutral, PublicKeyToken=71e9bce111e9429c</Assembly>
-    <Class>Microsoft.Office.DocumentManagement.Internal.DocIdHandler</Class>
-    <Data/>
-    <Filter/>
-  </Receiver>
-  <Receiver>
-    <Name>Document ID Generator</Name>
-    <Synchronization>Synchronous</Synchronization>
-    <Type>10004</Type>
-    <SequenceNumber>1002</SequenceNumber>
-    <Url/>
-    <Assembly>Microsoft.Office.DocumentManagement, Version=16.0.0.0, Culture=neutral, PublicKeyToken=71e9bce111e9429c</Assembly>
-    <Class>Microsoft.Office.DocumentManagement.Internal.DocIdHandler</Class>
-    <Data/>
-    <Filter/>
-  </Receiver>
-  <Receiver>
-    <Name>Document ID Generator</Name>
-    <Synchronization>Synchronous</Synchronization>
-    <Type>10006</Type>
-    <SequenceNumber>1003</SequenceNumber>
-    <Url/>
-    <Assembly>Microsoft.Office.DocumentManagement, Version=16.0.0.0, Culture=neutral, PublicKeyToken=71e9bce111e9429c</Assembly>
-    <Class>Microsoft.Office.DocumentManagement.Internal.DocIdHandler</Class>
-    <Data/>
-    <Filter/>
-  </Receiver>
-</spe:Receivers>
+<FormTemplates xmlns="http://schemas.microsoft.com/sharepoint/v3/contenttype/forms">
+  <Display>DocumentLibraryForm</Display>
+  <Edit>DocumentLibraryForm</Edit>
+  <New>DocumentLibraryForm</New>
+</FormTemplates>
 </file>
 
-<file path=customXml/item3.xml><?xml version="1.0" encoding="utf-8"?>
+<file path=customXml/item4.xml><?xml version="1.0" encoding="utf-8"?>
 <p:properties xmlns:p="http://schemas.microsoft.com/office/2006/metadata/properties" xmlns:xsi="http://www.w3.org/2001/XMLSchema-instance" xmlns:pc="http://schemas.microsoft.com/office/infopath/2007/PartnerControls">
   <documentManagement>
     <_dlc_DocId xmlns="7e44ac09-bc23-4ad2-b3b1-525f194f6163">NE4WTHHXSH2T-383201521-5</_dlc_DocId>
@@ -6769,16 +6661,15 @@
 </p:properties>
 </file>
 
-<file path=customXml/item4.xml><?xml version="1.0" encoding="utf-8"?>
-<?mso-contentType ?>
-<FormTemplates xmlns="http://schemas.microsoft.com/sharepoint/v3/contenttype/forms">
-  <Display>DocumentLibraryForm</Display>
-  <Edit>DocumentLibraryForm</Edit>
-  <New>DocumentLibraryForm</New>
-</FormTemplates>
+<file path=customXml/itemProps1.xml><?xml version="1.0" encoding="utf-8"?>
+<ds:datastoreItem xmlns:ds="http://schemas.openxmlformats.org/officeDocument/2006/customXml" ds:itemID="{79776E2A-95D3-4509-AA2C-DD183CD21A3A}">
+  <ds:schemaRefs>
+    <ds:schemaRef ds:uri="http://schemas.microsoft.com/sharepoint/events"/>
+  </ds:schemaRefs>
+</ds:datastoreItem>
 </file>
 
-<file path=customXml/itemProps1.xml><?xml version="1.0" encoding="utf-8"?>
+<file path=customXml/itemProps2.xml><?xml version="1.0" encoding="utf-8"?>
 <ds:datastoreItem xmlns:ds="http://schemas.openxmlformats.org/officeDocument/2006/customXml" ds:itemID="{3A4CE90C-E549-4BF2-AB96-2410BA3AB021}">
   <ds:schemaRefs>
     <ds:schemaRef ds:uri="http://schemas.microsoft.com/office/2006/metadata/contentType"/>
@@ -6797,15 +6688,15 @@
 </ds:datastoreItem>
 </file>
 
-<file path=customXml/itemProps2.xml><?xml version="1.0" encoding="utf-8"?>
-<ds:datastoreItem xmlns:ds="http://schemas.openxmlformats.org/officeDocument/2006/customXml" ds:itemID="{79776E2A-95D3-4509-AA2C-DD183CD21A3A}">
+<file path=customXml/itemProps3.xml><?xml version="1.0" encoding="utf-8"?>
+<ds:datastoreItem xmlns:ds="http://schemas.openxmlformats.org/officeDocument/2006/customXml" ds:itemID="{B7132FFC-1EBC-49BE-8D77-91D80277645B}">
   <ds:schemaRefs>
-    <ds:schemaRef ds:uri="http://schemas.microsoft.com/sharepoint/events"/>
+    <ds:schemaRef ds:uri="http://schemas.microsoft.com/sharepoint/v3/contenttype/forms"/>
   </ds:schemaRefs>
 </ds:datastoreItem>
 </file>
 
-<file path=customXml/itemProps3.xml><?xml version="1.0" encoding="utf-8"?>
+<file path=customXml/itemProps4.xml><?xml version="1.0" encoding="utf-8"?>
 <ds:datastoreItem xmlns:ds="http://schemas.openxmlformats.org/officeDocument/2006/customXml" ds:itemID="{B0D36F5B-839D-4D6F-8A22-D52A5D60E256}">
   <ds:schemaRefs>
     <ds:schemaRef ds:uri="http://schemas.microsoft.com/office/2006/metadata/properties"/>
@@ -6814,12 +6705,4 @@
     <ds:schemaRef ds:uri="b23f8e17-cb0f-48a9-8bdc-f1f463d94a38"/>
   </ds:schemaRefs>
 </ds:datastoreItem>
-</file>
-
-<file path=customXml/itemProps4.xml><?xml version="1.0" encoding="utf-8"?>
-<ds:datastoreItem xmlns:ds="http://schemas.openxmlformats.org/officeDocument/2006/customXml" ds:itemID="{B7132FFC-1EBC-49BE-8D77-91D80277645B}">
-  <ds:schemaRefs>
-    <ds:schemaRef ds:uri="http://schemas.microsoft.com/sharepoint/v3/contenttype/forms"/>
-  </ds:schemaRefs>
-</ds:datastoreItem>
 </file>